--- a/高中数学/高中数学同步/人教B版选必1·册目录页.docx
+++ b/高中数学/高中数学同步/人教B版选必1·册目录页.docx
@@ -738,7 +738,7 @@
           <w:sz w:val="18"/>
           <w:szCs w:val="18"/>
         </w:rPr>
-        <w:t xml:space="preserve">163</w:t>
+        <w:t xml:space="preserve">162</w:t>
       </w:r>
     </w:p>
     <w:p>
@@ -772,7 +772,7 @@
           <w:sz w:val="18"/>
           <w:szCs w:val="18"/>
         </w:rPr>
-        <w:t xml:space="preserve">170</w:t>
+        <w:t xml:space="preserve">169</w:t>
       </w:r>
     </w:p>
     <w:p>
@@ -806,7 +806,7 @@
           <w:sz w:val="18"/>
           <w:szCs w:val="18"/>
         </w:rPr>
-        <w:t xml:space="preserve">173</w:t>
+        <w:t xml:space="preserve">172</w:t>
       </w:r>
     </w:p>
     <w:p>
@@ -840,7 +840,7 @@
           <w:sz w:val="18"/>
           <w:szCs w:val="18"/>
         </w:rPr>
-        <w:t xml:space="preserve">190</w:t>
+        <w:t xml:space="preserve">189</w:t>
       </w:r>
     </w:p>
     <w:p>
@@ -874,7 +874,7 @@
           <w:sz w:val="18"/>
           <w:szCs w:val="18"/>
         </w:rPr>
-        <w:t xml:space="preserve">193</w:t>
+        <w:t xml:space="preserve">192</w:t>
       </w:r>
     </w:p>
     <w:p>
@@ -908,7 +908,7 @@
           <w:sz w:val="18"/>
           <w:szCs w:val="18"/>
         </w:rPr>
-        <w:t xml:space="preserve">205</w:t>
+        <w:t xml:space="preserve">204</w:t>
       </w:r>
     </w:p>
     <w:p>
@@ -942,7 +942,7 @@
           <w:sz w:val="18"/>
           <w:szCs w:val="18"/>
         </w:rPr>
-        <w:t xml:space="preserve">222</w:t>
+        <w:t xml:space="preserve">221</w:t>
       </w:r>
     </w:p>
     <w:p>
@@ -976,7 +976,7 @@
           <w:sz w:val="18"/>
           <w:szCs w:val="18"/>
         </w:rPr>
-        <w:t xml:space="preserve">245</w:t>
+        <w:t xml:space="preserve">244</w:t>
       </w:r>
     </w:p>
     <w:p>
@@ -1010,7 +1010,7 @@
           <w:sz w:val="18"/>
           <w:szCs w:val="18"/>
         </w:rPr>
-        <w:t xml:space="preserve">251</w:t>
+        <w:t xml:space="preserve">250</w:t>
       </w:r>
     </w:p>
     <w:p>
@@ -1044,7 +1044,7 @@
           <w:sz w:val="18"/>
           <w:szCs w:val="18"/>
         </w:rPr>
-        <w:t xml:space="preserve">260</w:t>
+        <w:t xml:space="preserve">259</w:t>
       </w:r>
     </w:p>
     <w:p>
@@ -1078,7 +1078,7 @@
           <w:sz w:val="18"/>
           <w:szCs w:val="18"/>
         </w:rPr>
-        <w:t xml:space="preserve">267</w:t>
+        <w:t xml:space="preserve">266</w:t>
       </w:r>
     </w:p>
     <w:p>
@@ -1112,7 +1112,7 @@
           <w:sz w:val="18"/>
           <w:szCs w:val="18"/>
         </w:rPr>
-        <w:t xml:space="preserve">279</w:t>
+        <w:t xml:space="preserve">278</w:t>
       </w:r>
     </w:p>
     <w:p>
@@ -1132,7 +1132,7 @@
           <w:sz w:val="18"/>
           <w:szCs w:val="18"/>
         </w:rPr>
-        <w:t xml:space="preserve">装订清单（照单取件配页；各件独立打印、A4双面长边翻转；页码全册连续，封面与册目录页不计页，全册共340页；部分边界如下）</w:t>
+        <w:t xml:space="preserve">装订清单（照单取件配页；各件独立打印、A4双面长边翻转；页码全册连续，封面与册目录页不计页，全册共339页；部分边界如下）</w:t>
       </w:r>
     </w:p>
     <w:p>
@@ -1328,7 +1328,7 @@
           <w:sz w:val="18"/>
           <w:szCs w:val="18"/>
         </w:rPr>
-        <w:t xml:space="preserve">P5 第2章讲练部分＝件⑥—⑨（件⑥本部第1–47页、⑦第48–102页、⑧第103–136页、⑨第137–198页，共198页）</w:t>
+        <w:t xml:space="preserve">P5 第2章讲练部分＝件⑥—⑨（件⑥本部第1–46页、⑦第47–101页、⑧第102–135页、⑨第136–197页，共197页）</w:t>
       </w:r>
     </w:p>
     <w:sectPr>

--- a/高中数学/高中数学同步/人教B版选必1·册目录页.docx
+++ b/高中数学/高中数学同步/人教B版选必1·册目录页.docx
@@ -65,7 +65,6 @@
           <w:tab w:val="right" w:leader="dot" w:pos="10206"/>
         </w:tabs>
         <w:spacing w:before="0" w:after="0" w:line="288" w:lineRule="auto"/>
-        <w:ind w:left="425"/>
         <w:jc w:val="left"/>
       </w:pPr>
       <w:r>
@@ -99,7 +98,6 @@
           <w:tab w:val="right" w:leader="dot" w:pos="10206"/>
         </w:tabs>
         <w:spacing w:before="0" w:after="0" w:line="288" w:lineRule="auto"/>
-        <w:ind w:left="425"/>
         <w:jc w:val="left"/>
       </w:pPr>
       <w:r>
@@ -133,7 +131,6 @@
           <w:tab w:val="right" w:leader="dot" w:pos="10206"/>
         </w:tabs>
         <w:spacing w:before="0" w:after="0" w:line="288" w:lineRule="auto"/>
-        <w:ind w:left="425"/>
         <w:jc w:val="left"/>
       </w:pPr>
       <w:r>
@@ -167,7 +164,6 @@
           <w:tab w:val="right" w:leader="dot" w:pos="10206"/>
         </w:tabs>
         <w:spacing w:before="0" w:after="0" w:line="288" w:lineRule="auto"/>
-        <w:ind w:left="850"/>
         <w:jc w:val="left"/>
       </w:pPr>
       <w:r>
@@ -201,7 +197,6 @@
           <w:tab w:val="right" w:leader="dot" w:pos="10206"/>
         </w:tabs>
         <w:spacing w:before="0" w:after="0" w:line="288" w:lineRule="auto"/>
-        <w:ind w:left="850"/>
         <w:jc w:val="left"/>
       </w:pPr>
       <w:r>
@@ -235,7 +230,6 @@
           <w:tab w:val="right" w:leader="dot" w:pos="10206"/>
         </w:tabs>
         <w:spacing w:before="0" w:after="0" w:line="288" w:lineRule="auto"/>
-        <w:ind w:left="850"/>
         <w:jc w:val="left"/>
       </w:pPr>
       <w:r>
@@ -269,7 +263,6 @@
           <w:tab w:val="right" w:leader="dot" w:pos="10206"/>
         </w:tabs>
         <w:spacing w:before="0" w:after="0" w:line="288" w:lineRule="auto"/>
-        <w:ind w:left="850"/>
         <w:jc w:val="left"/>
       </w:pPr>
       <w:r>
@@ -303,7 +296,6 @@
           <w:tab w:val="right" w:leader="dot" w:pos="10206"/>
         </w:tabs>
         <w:spacing w:before="0" w:after="0" w:line="288" w:lineRule="auto"/>
-        <w:ind w:left="850"/>
         <w:jc w:val="left"/>
       </w:pPr>
       <w:r>
@@ -337,7 +329,6 @@
           <w:tab w:val="right" w:leader="dot" w:pos="10206"/>
         </w:tabs>
         <w:spacing w:before="0" w:after="0" w:line="288" w:lineRule="auto"/>
-        <w:ind w:left="850"/>
         <w:jc w:val="left"/>
       </w:pPr>
       <w:r>
@@ -371,7 +362,6 @@
           <w:tab w:val="right" w:leader="dot" w:pos="10206"/>
         </w:tabs>
         <w:spacing w:before="0" w:after="0" w:line="288" w:lineRule="auto"/>
-        <w:ind w:left="850"/>
         <w:jc w:val="left"/>
       </w:pPr>
       <w:r>
@@ -405,7 +395,6 @@
           <w:tab w:val="right" w:leader="dot" w:pos="10206"/>
         </w:tabs>
         <w:spacing w:before="0" w:after="0" w:line="288" w:lineRule="auto"/>
-        <w:ind w:left="850"/>
         <w:jc w:val="left"/>
       </w:pPr>
       <w:r>
@@ -475,7 +464,6 @@
           <w:tab w:val="right" w:leader="dot" w:pos="10206"/>
         </w:tabs>
         <w:spacing w:before="0" w:after="0" w:line="288" w:lineRule="auto"/>
-        <w:ind w:left="425"/>
         <w:jc w:val="left"/>
       </w:pPr>
       <w:r>
@@ -509,7 +497,6 @@
           <w:tab w:val="right" w:leader="dot" w:pos="10206"/>
         </w:tabs>
         <w:spacing w:before="0" w:after="0" w:line="288" w:lineRule="auto"/>
-        <w:ind w:left="425"/>
         <w:jc w:val="left"/>
       </w:pPr>
       <w:r>
@@ -543,7 +530,6 @@
           <w:tab w:val="right" w:leader="dot" w:pos="10206"/>
         </w:tabs>
         <w:spacing w:before="0" w:after="0" w:line="288" w:lineRule="auto"/>
-        <w:ind w:left="850"/>
         <w:jc w:val="left"/>
       </w:pPr>
       <w:r>
@@ -577,7 +563,6 @@
           <w:tab w:val="right" w:leader="dot" w:pos="10206"/>
         </w:tabs>
         <w:spacing w:before="0" w:after="0" w:line="288" w:lineRule="auto"/>
-        <w:ind w:left="850"/>
         <w:jc w:val="left"/>
       </w:pPr>
       <w:r>
@@ -611,7 +596,6 @@
           <w:tab w:val="right" w:leader="dot" w:pos="10206"/>
         </w:tabs>
         <w:spacing w:before="0" w:after="0" w:line="288" w:lineRule="auto"/>
-        <w:ind w:left="850"/>
         <w:jc w:val="left"/>
       </w:pPr>
       <w:r>
@@ -645,7 +629,6 @@
           <w:tab w:val="right" w:leader="dot" w:pos="10206"/>
         </w:tabs>
         <w:spacing w:before="0" w:after="0" w:line="288" w:lineRule="auto"/>
-        <w:ind w:left="850"/>
         <w:jc w:val="left"/>
       </w:pPr>
       <w:r>
@@ -679,7 +662,6 @@
           <w:tab w:val="right" w:leader="dot" w:pos="10206"/>
         </w:tabs>
         <w:spacing w:before="0" w:after="0" w:line="288" w:lineRule="auto"/>
-        <w:ind w:left="850"/>
         <w:jc w:val="left"/>
       </w:pPr>
       <w:r>
@@ -713,7 +695,6 @@
           <w:tab w:val="right" w:leader="dot" w:pos="10206"/>
         </w:tabs>
         <w:spacing w:before="0" w:after="0" w:line="288" w:lineRule="auto"/>
-        <w:ind w:left="850"/>
         <w:jc w:val="left"/>
       </w:pPr>
       <w:r>
@@ -747,7 +728,6 @@
           <w:tab w:val="right" w:leader="dot" w:pos="10206"/>
         </w:tabs>
         <w:spacing w:before="0" w:after="0" w:line="288" w:lineRule="auto"/>
-        <w:ind w:left="850"/>
         <w:jc w:val="left"/>
       </w:pPr>
       <w:r>
@@ -781,7 +761,6 @@
           <w:tab w:val="right" w:leader="dot" w:pos="10206"/>
         </w:tabs>
         <w:spacing w:before="0" w:after="0" w:line="288" w:lineRule="auto"/>
-        <w:ind w:left="850"/>
         <w:jc w:val="left"/>
       </w:pPr>
       <w:r>
@@ -815,7 +794,6 @@
           <w:tab w:val="right" w:leader="dot" w:pos="10206"/>
         </w:tabs>
         <w:spacing w:before="0" w:after="0" w:line="288" w:lineRule="auto"/>
-        <w:ind w:left="850"/>
         <w:jc w:val="left"/>
       </w:pPr>
       <w:r>
@@ -849,7 +827,6 @@
           <w:tab w:val="right" w:leader="dot" w:pos="10206"/>
         </w:tabs>
         <w:spacing w:before="0" w:after="0" w:line="288" w:lineRule="auto"/>
-        <w:ind w:left="850"/>
         <w:jc w:val="left"/>
       </w:pPr>
       <w:r>
@@ -883,7 +860,6 @@
           <w:tab w:val="right" w:leader="dot" w:pos="10206"/>
         </w:tabs>
         <w:spacing w:before="0" w:after="0" w:line="288" w:lineRule="auto"/>
-        <w:ind w:left="850"/>
         <w:jc w:val="left"/>
       </w:pPr>
       <w:r>
@@ -917,7 +893,6 @@
           <w:tab w:val="right" w:leader="dot" w:pos="10206"/>
         </w:tabs>
         <w:spacing w:before="0" w:after="0" w:line="288" w:lineRule="auto"/>
-        <w:ind w:left="850"/>
         <w:jc w:val="left"/>
       </w:pPr>
       <w:r>
@@ -951,7 +926,6 @@
           <w:tab w:val="right" w:leader="dot" w:pos="10206"/>
         </w:tabs>
         <w:spacing w:before="0" w:after="0" w:line="288" w:lineRule="auto"/>
-        <w:ind w:left="850"/>
         <w:jc w:val="left"/>
       </w:pPr>
       <w:r>
@@ -985,7 +959,6 @@
           <w:tab w:val="right" w:leader="dot" w:pos="10206"/>
         </w:tabs>
         <w:spacing w:before="0" w:after="0" w:line="288" w:lineRule="auto"/>
-        <w:ind w:left="850"/>
         <w:jc w:val="left"/>
       </w:pPr>
       <w:r>
@@ -1019,7 +992,6 @@
           <w:tab w:val="right" w:leader="dot" w:pos="10206"/>
         </w:tabs>
         <w:spacing w:before="0" w:after="0" w:line="288" w:lineRule="auto"/>
-        <w:ind w:left="850"/>
         <w:jc w:val="left"/>
       </w:pPr>
       <w:r>
@@ -1053,7 +1025,6 @@
           <w:tab w:val="right" w:leader="dot" w:pos="10206"/>
         </w:tabs>
         <w:spacing w:before="0" w:after="0" w:line="288" w:lineRule="auto"/>
-        <w:ind w:left="850"/>
         <w:jc w:val="left"/>
       </w:pPr>
       <w:r>
@@ -1087,7 +1058,6 @@
           <w:tab w:val="right" w:leader="dot" w:pos="10206"/>
         </w:tabs>
         <w:spacing w:before="0" w:after="0" w:line="288" w:lineRule="auto"/>
-        <w:ind w:left="850"/>
         <w:jc w:val="left"/>
       </w:pPr>
       <w:r>

--- a/高中数学/高中数学同步/人教B版选必1·册目录页.docx
+++ b/高中数学/高中数学同步/人教B版选必1·册目录页.docx
@@ -169,24 +169,24 @@
       <w:r>
         <w:rPr>
           <w:rFonts w:ascii="Times New Roman" w:hAnsi="Times New Roman" w:eastAsia="宋体" w:cs="Times New Roman"/>
-          <w:sz w:val="18"/>
-          <w:szCs w:val="18"/>
+          <w:sz w:val="21"/>
+          <w:szCs w:val="21"/>
         </w:rPr>
         <w:t xml:space="preserve">1.1.1 空间向量及其运算</w:t>
       </w:r>
       <w:r>
         <w:rPr>
           <w:rFonts w:ascii="Times New Roman" w:hAnsi="Times New Roman" w:eastAsia="宋体" w:cs="Times New Roman"/>
-          <w:sz w:val="18"/>
-          <w:szCs w:val="18"/>
+          <w:sz w:val="21"/>
+          <w:szCs w:val="21"/>
         </w:rPr>
         <w:tab/>
       </w:r>
       <w:r>
         <w:rPr>
           <w:rFonts w:ascii="Times New Roman" w:hAnsi="Times New Roman" w:eastAsia="宋体" w:cs="Times New Roman"/>
-          <w:sz w:val="18"/>
-          <w:szCs w:val="18"/>
+          <w:sz w:val="21"/>
+          <w:szCs w:val="21"/>
         </w:rPr>
         <w:t xml:space="preserve">22</w:t>
       </w:r>
@@ -202,24 +202,24 @@
       <w:r>
         <w:rPr>
           <w:rFonts w:ascii="Times New Roman" w:hAnsi="Times New Roman" w:eastAsia="宋体" w:cs="Times New Roman"/>
-          <w:sz w:val="18"/>
-          <w:szCs w:val="18"/>
+          <w:sz w:val="21"/>
+          <w:szCs w:val="21"/>
         </w:rPr>
         <w:t xml:space="preserve">1.1.2 空间向量基本定理</w:t>
       </w:r>
       <w:r>
         <w:rPr>
           <w:rFonts w:ascii="Times New Roman" w:hAnsi="Times New Roman" w:eastAsia="宋体" w:cs="Times New Roman"/>
-          <w:sz w:val="18"/>
-          <w:szCs w:val="18"/>
+          <w:sz w:val="21"/>
+          <w:szCs w:val="21"/>
         </w:rPr>
         <w:tab/>
       </w:r>
       <w:r>
         <w:rPr>
           <w:rFonts w:ascii="Times New Roman" w:hAnsi="Times New Roman" w:eastAsia="宋体" w:cs="Times New Roman"/>
-          <w:sz w:val="18"/>
-          <w:szCs w:val="18"/>
+          <w:sz w:val="21"/>
+          <w:szCs w:val="21"/>
         </w:rPr>
         <w:t xml:space="preserve">26</w:t>
       </w:r>
@@ -235,26 +235,26 @@
       <w:r>
         <w:rPr>
           <w:rFonts w:ascii="Times New Roman" w:hAnsi="Times New Roman" w:eastAsia="宋体" w:cs="Times New Roman"/>
-          <w:sz w:val="18"/>
-          <w:szCs w:val="18"/>
+          <w:sz w:val="21"/>
+          <w:szCs w:val="21"/>
         </w:rPr>
         <w:t xml:space="preserve">1.1.3 空间向量的坐标与空间直角坐标系</w:t>
       </w:r>
       <w:r>
         <w:rPr>
           <w:rFonts w:ascii="Times New Roman" w:hAnsi="Times New Roman" w:eastAsia="宋体" w:cs="Times New Roman"/>
-          <w:sz w:val="18"/>
-          <w:szCs w:val="18"/>
+          <w:sz w:val="21"/>
+          <w:szCs w:val="21"/>
         </w:rPr>
         <w:tab/>
       </w:r>
       <w:r>
         <w:rPr>
           <w:rFonts w:ascii="Times New Roman" w:hAnsi="Times New Roman" w:eastAsia="宋体" w:cs="Times New Roman"/>
-          <w:sz w:val="18"/>
-          <w:szCs w:val="18"/>
+          <w:sz w:val="21"/>
+          <w:szCs w:val="21"/>
         </w:rPr>
-        <w:t xml:space="preserve">28</w:t>
+        <w:t xml:space="preserve">29</w:t>
       </w:r>
     </w:p>
     <w:p>
@@ -268,24 +268,24 @@
       <w:r>
         <w:rPr>
           <w:rFonts w:ascii="Times New Roman" w:hAnsi="Times New Roman" w:eastAsia="宋体" w:cs="Times New Roman"/>
-          <w:sz w:val="18"/>
-          <w:szCs w:val="18"/>
+          <w:sz w:val="21"/>
+          <w:szCs w:val="21"/>
         </w:rPr>
         <w:t xml:space="preserve">1.2.1 空间中的点、直线与空间向量</w:t>
       </w:r>
       <w:r>
         <w:rPr>
           <w:rFonts w:ascii="Times New Roman" w:hAnsi="Times New Roman" w:eastAsia="宋体" w:cs="Times New Roman"/>
-          <w:sz w:val="18"/>
-          <w:szCs w:val="18"/>
+          <w:sz w:val="21"/>
+          <w:szCs w:val="21"/>
         </w:rPr>
         <w:tab/>
       </w:r>
       <w:r>
         <w:rPr>
           <w:rFonts w:ascii="Times New Roman" w:hAnsi="Times New Roman" w:eastAsia="宋体" w:cs="Times New Roman"/>
-          <w:sz w:val="18"/>
-          <w:szCs w:val="18"/>
+          <w:sz w:val="21"/>
+          <w:szCs w:val="21"/>
         </w:rPr>
         <w:t xml:space="preserve">33</w:t>
       </w:r>
@@ -301,26 +301,26 @@
       <w:r>
         <w:rPr>
           <w:rFonts w:ascii="Times New Roman" w:hAnsi="Times New Roman" w:eastAsia="宋体" w:cs="Times New Roman"/>
-          <w:sz w:val="18"/>
-          <w:szCs w:val="18"/>
+          <w:sz w:val="21"/>
+          <w:szCs w:val="21"/>
         </w:rPr>
         <w:t xml:space="preserve">1.2.2 空间中的平面与空间向量</w:t>
       </w:r>
       <w:r>
         <w:rPr>
           <w:rFonts w:ascii="Times New Roman" w:hAnsi="Times New Roman" w:eastAsia="宋体" w:cs="Times New Roman"/>
-          <w:sz w:val="18"/>
-          <w:szCs w:val="18"/>
+          <w:sz w:val="21"/>
+          <w:szCs w:val="21"/>
         </w:rPr>
         <w:tab/>
       </w:r>
       <w:r>
         <w:rPr>
           <w:rFonts w:ascii="Times New Roman" w:hAnsi="Times New Roman" w:eastAsia="宋体" w:cs="Times New Roman"/>
-          <w:sz w:val="18"/>
-          <w:szCs w:val="18"/>
+          <w:sz w:val="21"/>
+          <w:szCs w:val="21"/>
         </w:rPr>
-        <w:t xml:space="preserve">38</w:t>
+        <w:t xml:space="preserve">39</w:t>
       </w:r>
     </w:p>
     <w:p>
@@ -334,26 +334,26 @@
       <w:r>
         <w:rPr>
           <w:rFonts w:ascii="Times New Roman" w:hAnsi="Times New Roman" w:eastAsia="宋体" w:cs="Times New Roman"/>
-          <w:sz w:val="18"/>
-          <w:szCs w:val="18"/>
+          <w:sz w:val="21"/>
+          <w:szCs w:val="21"/>
         </w:rPr>
         <w:t xml:space="preserve">1.2.3 直线与平面的夹角</w:t>
       </w:r>
       <w:r>
         <w:rPr>
           <w:rFonts w:ascii="Times New Roman" w:hAnsi="Times New Roman" w:eastAsia="宋体" w:cs="Times New Roman"/>
-          <w:sz w:val="18"/>
-          <w:szCs w:val="18"/>
+          <w:sz w:val="21"/>
+          <w:szCs w:val="21"/>
         </w:rPr>
         <w:tab/>
       </w:r>
       <w:r>
         <w:rPr>
           <w:rFonts w:ascii="Times New Roman" w:hAnsi="Times New Roman" w:eastAsia="宋体" w:cs="Times New Roman"/>
-          <w:sz w:val="18"/>
-          <w:szCs w:val="18"/>
+          <w:sz w:val="21"/>
+          <w:szCs w:val="21"/>
         </w:rPr>
-        <w:t xml:space="preserve">44</w:t>
+        <w:t xml:space="preserve">46</w:t>
       </w:r>
     </w:p>
     <w:p>
@@ -367,26 +367,26 @@
       <w:r>
         <w:rPr>
           <w:rFonts w:ascii="Times New Roman" w:hAnsi="Times New Roman" w:eastAsia="宋体" w:cs="Times New Roman"/>
-          <w:sz w:val="18"/>
-          <w:szCs w:val="18"/>
+          <w:sz w:val="21"/>
+          <w:szCs w:val="21"/>
         </w:rPr>
         <w:t xml:space="preserve">1.2.4 二面角</w:t>
       </w:r>
       <w:r>
         <w:rPr>
           <w:rFonts w:ascii="Times New Roman" w:hAnsi="Times New Roman" w:eastAsia="宋体" w:cs="Times New Roman"/>
-          <w:sz w:val="18"/>
-          <w:szCs w:val="18"/>
+          <w:sz w:val="21"/>
+          <w:szCs w:val="21"/>
         </w:rPr>
         <w:tab/>
       </w:r>
       <w:r>
         <w:rPr>
           <w:rFonts w:ascii="Times New Roman" w:hAnsi="Times New Roman" w:eastAsia="宋体" w:cs="Times New Roman"/>
-          <w:sz w:val="18"/>
-          <w:szCs w:val="18"/>
+          <w:sz w:val="21"/>
+          <w:szCs w:val="21"/>
         </w:rPr>
-        <w:t xml:space="preserve">52</w:t>
+        <w:t xml:space="preserve">54</w:t>
       </w:r>
     </w:p>
     <w:p>
@@ -400,26 +400,26 @@
       <w:r>
         <w:rPr>
           <w:rFonts w:ascii="Times New Roman" w:hAnsi="Times New Roman" w:eastAsia="宋体" w:cs="Times New Roman"/>
-          <w:sz w:val="18"/>
-          <w:szCs w:val="18"/>
+          <w:sz w:val="21"/>
+          <w:szCs w:val="21"/>
         </w:rPr>
         <w:t xml:space="preserve">1.2.5 空间中的距离</w:t>
       </w:r>
       <w:r>
         <w:rPr>
           <w:rFonts w:ascii="Times New Roman" w:hAnsi="Times New Roman" w:eastAsia="宋体" w:cs="Times New Roman"/>
-          <w:sz w:val="18"/>
-          <w:szCs w:val="18"/>
+          <w:sz w:val="21"/>
+          <w:szCs w:val="21"/>
         </w:rPr>
         <w:tab/>
       </w:r>
       <w:r>
         <w:rPr>
           <w:rFonts w:ascii="Times New Roman" w:hAnsi="Times New Roman" w:eastAsia="宋体" w:cs="Times New Roman"/>
-          <w:sz w:val="18"/>
-          <w:szCs w:val="18"/>
+          <w:sz w:val="21"/>
+          <w:szCs w:val="21"/>
         </w:rPr>
-        <w:t xml:space="preserve">75</w:t>
+        <w:t xml:space="preserve">79</w:t>
       </w:r>
     </w:p>
     <w:p>
@@ -455,7 +455,7 @@
           <w:sz w:val="21"/>
           <w:szCs w:val="21"/>
         </w:rPr>
-        <w:t xml:space="preserve">133</w:t>
+        <w:t xml:space="preserve">142</w:t>
       </w:r>
     </w:p>
     <w:p>
@@ -488,7 +488,7 @@
           <w:sz w:val="21"/>
           <w:szCs w:val="21"/>
         </w:rPr>
-        <w:t xml:space="preserve">133</w:t>
+        <w:t xml:space="preserve">142</w:t>
       </w:r>
     </w:p>
     <w:p>
@@ -521,7 +521,7 @@
           <w:sz w:val="21"/>
           <w:szCs w:val="21"/>
         </w:rPr>
-        <w:t xml:space="preserve">143</w:t>
+        <w:t xml:space="preserve">153</w:t>
       </w:r>
     </w:p>
     <w:p>
@@ -535,26 +535,26 @@
       <w:r>
         <w:rPr>
           <w:rFonts w:ascii="Times New Roman" w:hAnsi="Times New Roman" w:eastAsia="宋体" w:cs="Times New Roman"/>
-          <w:sz w:val="18"/>
-          <w:szCs w:val="18"/>
+          <w:sz w:val="21"/>
+          <w:szCs w:val="21"/>
         </w:rPr>
         <w:t xml:space="preserve">2.1 坐标法</w:t>
       </w:r>
       <w:r>
         <w:rPr>
           <w:rFonts w:ascii="Times New Roman" w:hAnsi="Times New Roman" w:eastAsia="宋体" w:cs="Times New Roman"/>
-          <w:sz w:val="18"/>
-          <w:szCs w:val="18"/>
+          <w:sz w:val="21"/>
+          <w:szCs w:val="21"/>
         </w:rPr>
         <w:tab/>
       </w:r>
       <w:r>
         <w:rPr>
           <w:rFonts w:ascii="Times New Roman" w:hAnsi="Times New Roman" w:eastAsia="宋体" w:cs="Times New Roman"/>
-          <w:sz w:val="18"/>
-          <w:szCs w:val="18"/>
+          <w:sz w:val="21"/>
+          <w:szCs w:val="21"/>
         </w:rPr>
-        <w:t xml:space="preserve">143</w:t>
+        <w:t xml:space="preserve">153</w:t>
       </w:r>
     </w:p>
     <w:p>
@@ -568,26 +568,26 @@
       <w:r>
         <w:rPr>
           <w:rFonts w:ascii="Times New Roman" w:hAnsi="Times New Roman" w:eastAsia="宋体" w:cs="Times New Roman"/>
-          <w:sz w:val="18"/>
-          <w:szCs w:val="18"/>
+          <w:sz w:val="21"/>
+          <w:szCs w:val="21"/>
         </w:rPr>
         <w:t xml:space="preserve">2.2.1 直线的倾斜角与斜率</w:t>
       </w:r>
       <w:r>
         <w:rPr>
           <w:rFonts w:ascii="Times New Roman" w:hAnsi="Times New Roman" w:eastAsia="宋体" w:cs="Times New Roman"/>
-          <w:sz w:val="18"/>
-          <w:szCs w:val="18"/>
+          <w:sz w:val="21"/>
+          <w:szCs w:val="21"/>
         </w:rPr>
         <w:tab/>
       </w:r>
       <w:r>
         <w:rPr>
           <w:rFonts w:ascii="Times New Roman" w:hAnsi="Times New Roman" w:eastAsia="宋体" w:cs="Times New Roman"/>
-          <w:sz w:val="18"/>
-          <w:szCs w:val="18"/>
+          <w:sz w:val="21"/>
+          <w:szCs w:val="21"/>
         </w:rPr>
-        <w:t xml:space="preserve">143</w:t>
+        <w:t xml:space="preserve">153</w:t>
       </w:r>
     </w:p>
     <w:p>
@@ -601,26 +601,26 @@
       <w:r>
         <w:rPr>
           <w:rFonts w:ascii="Times New Roman" w:hAnsi="Times New Roman" w:eastAsia="宋体" w:cs="Times New Roman"/>
-          <w:sz w:val="18"/>
-          <w:szCs w:val="18"/>
+          <w:sz w:val="21"/>
+          <w:szCs w:val="21"/>
         </w:rPr>
         <w:t xml:space="preserve">2.2.2 直线的方程</w:t>
       </w:r>
       <w:r>
         <w:rPr>
           <w:rFonts w:ascii="Times New Roman" w:hAnsi="Times New Roman" w:eastAsia="宋体" w:cs="Times New Roman"/>
-          <w:sz w:val="18"/>
-          <w:szCs w:val="18"/>
+          <w:sz w:val="21"/>
+          <w:szCs w:val="21"/>
         </w:rPr>
         <w:tab/>
       </w:r>
       <w:r>
         <w:rPr>
           <w:rFonts w:ascii="Times New Roman" w:hAnsi="Times New Roman" w:eastAsia="宋体" w:cs="Times New Roman"/>
-          <w:sz w:val="18"/>
-          <w:szCs w:val="18"/>
+          <w:sz w:val="21"/>
+          <w:szCs w:val="21"/>
         </w:rPr>
-        <w:t xml:space="preserve">146</w:t>
+        <w:t xml:space="preserve">156</w:t>
       </w:r>
     </w:p>
     <w:p>
@@ -634,26 +634,26 @@
       <w:r>
         <w:rPr>
           <w:rFonts w:ascii="Times New Roman" w:hAnsi="Times New Roman" w:eastAsia="宋体" w:cs="Times New Roman"/>
-          <w:sz w:val="18"/>
-          <w:szCs w:val="18"/>
+          <w:sz w:val="21"/>
+          <w:szCs w:val="21"/>
         </w:rPr>
         <w:t xml:space="preserve">2.2.3 两条直线的位置关系</w:t>
       </w:r>
       <w:r>
         <w:rPr>
           <w:rFonts w:ascii="Times New Roman" w:hAnsi="Times New Roman" w:eastAsia="宋体" w:cs="Times New Roman"/>
-          <w:sz w:val="18"/>
-          <w:szCs w:val="18"/>
+          <w:sz w:val="21"/>
+          <w:szCs w:val="21"/>
         </w:rPr>
         <w:tab/>
       </w:r>
       <w:r>
         <w:rPr>
           <w:rFonts w:ascii="Times New Roman" w:hAnsi="Times New Roman" w:eastAsia="宋体" w:cs="Times New Roman"/>
-          <w:sz w:val="18"/>
-          <w:szCs w:val="18"/>
+          <w:sz w:val="21"/>
+          <w:szCs w:val="21"/>
         </w:rPr>
-        <w:t xml:space="preserve">151</w:t>
+        <w:t xml:space="preserve">161</w:t>
       </w:r>
     </w:p>
     <w:p>
@@ -667,26 +667,26 @@
       <w:r>
         <w:rPr>
           <w:rFonts w:ascii="Times New Roman" w:hAnsi="Times New Roman" w:eastAsia="宋体" w:cs="Times New Roman"/>
-          <w:sz w:val="18"/>
-          <w:szCs w:val="18"/>
+          <w:sz w:val="21"/>
+          <w:szCs w:val="21"/>
         </w:rPr>
         <w:t xml:space="preserve">2.2.4 点到直线的距离</w:t>
       </w:r>
       <w:r>
         <w:rPr>
           <w:rFonts w:ascii="Times New Roman" w:hAnsi="Times New Roman" w:eastAsia="宋体" w:cs="Times New Roman"/>
-          <w:sz w:val="18"/>
-          <w:szCs w:val="18"/>
+          <w:sz w:val="21"/>
+          <w:szCs w:val="21"/>
         </w:rPr>
         <w:tab/>
       </w:r>
       <w:r>
         <w:rPr>
           <w:rFonts w:ascii="Times New Roman" w:hAnsi="Times New Roman" w:eastAsia="宋体" w:cs="Times New Roman"/>
-          <w:sz w:val="18"/>
-          <w:szCs w:val="18"/>
+          <w:sz w:val="21"/>
+          <w:szCs w:val="21"/>
         </w:rPr>
-        <w:t xml:space="preserve">157</w:t>
+        <w:t xml:space="preserve">167</w:t>
       </w:r>
     </w:p>
     <w:p>
@@ -700,26 +700,26 @@
       <w:r>
         <w:rPr>
           <w:rFonts w:ascii="Times New Roman" w:hAnsi="Times New Roman" w:eastAsia="宋体" w:cs="Times New Roman"/>
-          <w:sz w:val="18"/>
-          <w:szCs w:val="18"/>
+          <w:sz w:val="21"/>
+          <w:szCs w:val="21"/>
         </w:rPr>
         <w:t xml:space="preserve">2.3.1 圆的标准方程</w:t>
       </w:r>
       <w:r>
         <w:rPr>
           <w:rFonts w:ascii="Times New Roman" w:hAnsi="Times New Roman" w:eastAsia="宋体" w:cs="Times New Roman"/>
-          <w:sz w:val="18"/>
-          <w:szCs w:val="18"/>
+          <w:sz w:val="21"/>
+          <w:szCs w:val="21"/>
         </w:rPr>
         <w:tab/>
       </w:r>
       <w:r>
         <w:rPr>
           <w:rFonts w:ascii="Times New Roman" w:hAnsi="Times New Roman" w:eastAsia="宋体" w:cs="Times New Roman"/>
-          <w:sz w:val="18"/>
-          <w:szCs w:val="18"/>
+          <w:sz w:val="21"/>
+          <w:szCs w:val="21"/>
         </w:rPr>
-        <w:t xml:space="preserve">162</w:t>
+        <w:t xml:space="preserve">173</w:t>
       </w:r>
     </w:p>
     <w:p>
@@ -733,26 +733,26 @@
       <w:r>
         <w:rPr>
           <w:rFonts w:ascii="Times New Roman" w:hAnsi="Times New Roman" w:eastAsia="宋体" w:cs="Times New Roman"/>
-          <w:sz w:val="18"/>
-          <w:szCs w:val="18"/>
+          <w:sz w:val="21"/>
+          <w:szCs w:val="21"/>
         </w:rPr>
         <w:t xml:space="preserve">2.3.2 圆的一般方程</w:t>
       </w:r>
       <w:r>
         <w:rPr>
           <w:rFonts w:ascii="Times New Roman" w:hAnsi="Times New Roman" w:eastAsia="宋体" w:cs="Times New Roman"/>
-          <w:sz w:val="18"/>
-          <w:szCs w:val="18"/>
+          <w:sz w:val="21"/>
+          <w:szCs w:val="21"/>
         </w:rPr>
         <w:tab/>
       </w:r>
       <w:r>
         <w:rPr>
           <w:rFonts w:ascii="Times New Roman" w:hAnsi="Times New Roman" w:eastAsia="宋体" w:cs="Times New Roman"/>
-          <w:sz w:val="18"/>
-          <w:szCs w:val="18"/>
+          <w:sz w:val="21"/>
+          <w:szCs w:val="21"/>
         </w:rPr>
-        <w:t xml:space="preserve">169</w:t>
+        <w:t xml:space="preserve">180</w:t>
       </w:r>
     </w:p>
     <w:p>
@@ -766,26 +766,26 @@
       <w:r>
         <w:rPr>
           <w:rFonts w:ascii="Times New Roman" w:hAnsi="Times New Roman" w:eastAsia="宋体" w:cs="Times New Roman"/>
-          <w:sz w:val="18"/>
-          <w:szCs w:val="18"/>
+          <w:sz w:val="21"/>
+          <w:szCs w:val="21"/>
         </w:rPr>
         <w:t xml:space="preserve">2.3.3 直线与圆的位置关系</w:t>
       </w:r>
       <w:r>
         <w:rPr>
           <w:rFonts w:ascii="Times New Roman" w:hAnsi="Times New Roman" w:eastAsia="宋体" w:cs="Times New Roman"/>
-          <w:sz w:val="18"/>
-          <w:szCs w:val="18"/>
+          <w:sz w:val="21"/>
+          <w:szCs w:val="21"/>
         </w:rPr>
         <w:tab/>
       </w:r>
       <w:r>
         <w:rPr>
           <w:rFonts w:ascii="Times New Roman" w:hAnsi="Times New Roman" w:eastAsia="宋体" w:cs="Times New Roman"/>
-          <w:sz w:val="18"/>
-          <w:szCs w:val="18"/>
+          <w:sz w:val="21"/>
+          <w:szCs w:val="21"/>
         </w:rPr>
-        <w:t xml:space="preserve">172</w:t>
+        <w:t xml:space="preserve">184</w:t>
       </w:r>
     </w:p>
     <w:p>
@@ -799,26 +799,26 @@
       <w:r>
         <w:rPr>
           <w:rFonts w:ascii="Times New Roman" w:hAnsi="Times New Roman" w:eastAsia="宋体" w:cs="Times New Roman"/>
-          <w:sz w:val="18"/>
-          <w:szCs w:val="18"/>
+          <w:sz w:val="21"/>
+          <w:szCs w:val="21"/>
         </w:rPr>
         <w:t xml:space="preserve">2.3.4 圆与圆的位置关系</w:t>
       </w:r>
       <w:r>
         <w:rPr>
           <w:rFonts w:ascii="Times New Roman" w:hAnsi="Times New Roman" w:eastAsia="宋体" w:cs="Times New Roman"/>
-          <w:sz w:val="18"/>
-          <w:szCs w:val="18"/>
+          <w:sz w:val="21"/>
+          <w:szCs w:val="21"/>
         </w:rPr>
         <w:tab/>
       </w:r>
       <w:r>
         <w:rPr>
           <w:rFonts w:ascii="Times New Roman" w:hAnsi="Times New Roman" w:eastAsia="宋体" w:cs="Times New Roman"/>
-          <w:sz w:val="18"/>
-          <w:szCs w:val="18"/>
+          <w:sz w:val="21"/>
+          <w:szCs w:val="21"/>
         </w:rPr>
-        <w:t xml:space="preserve">189</w:t>
+        <w:t xml:space="preserve">201</w:t>
       </w:r>
     </w:p>
     <w:p>
@@ -832,57 +832,24 @@
       <w:r>
         <w:rPr>
           <w:rFonts w:ascii="Times New Roman" w:hAnsi="Times New Roman" w:eastAsia="宋体" w:cs="Times New Roman"/>
-          <w:sz w:val="18"/>
-          <w:szCs w:val="18"/>
+          <w:sz w:val="21"/>
+          <w:szCs w:val="21"/>
         </w:rPr>
         <w:t xml:space="preserve">2.4 曲线与方程</w:t>
       </w:r>
       <w:r>
         <w:rPr>
           <w:rFonts w:ascii="Times New Roman" w:hAnsi="Times New Roman" w:eastAsia="宋体" w:cs="Times New Roman"/>
-          <w:sz w:val="18"/>
-          <w:szCs w:val="18"/>
+          <w:sz w:val="21"/>
+          <w:szCs w:val="21"/>
         </w:rPr>
         <w:tab/>
       </w:r>
       <w:r>
         <w:rPr>
           <w:rFonts w:ascii="Times New Roman" w:hAnsi="Times New Roman" w:eastAsia="宋体" w:cs="Times New Roman"/>
-          <w:sz w:val="18"/>
-          <w:szCs w:val="18"/>
-        </w:rPr>
-        <w:t xml:space="preserve">192</w:t>
-      </w:r>
-    </w:p>
-    <w:p>
-      <w:pPr>
-        <w:tabs>
-          <w:tab w:val="right" w:leader="dot" w:pos="10206"/>
-        </w:tabs>
-        <w:spacing w:before="0" w:after="0" w:line="288" w:lineRule="auto"/>
-        <w:jc w:val="left"/>
-      </w:pPr>
-      <w:r>
-        <w:rPr>
-          <w:rFonts w:ascii="Times New Roman" w:hAnsi="Times New Roman" w:eastAsia="宋体" w:cs="Times New Roman"/>
-          <w:sz w:val="18"/>
-          <w:szCs w:val="18"/>
-        </w:rPr>
-        <w:t xml:space="preserve">2.5.1 椭圆的标准方程</w:t>
-      </w:r>
-      <w:r>
-        <w:rPr>
-          <w:rFonts w:ascii="Times New Roman" w:hAnsi="Times New Roman" w:eastAsia="宋体" w:cs="Times New Roman"/>
-          <w:sz w:val="18"/>
-          <w:szCs w:val="18"/>
-        </w:rPr>
-        <w:tab/>
-      </w:r>
-      <w:r>
-        <w:rPr>
-          <w:rFonts w:ascii="Times New Roman" w:hAnsi="Times New Roman" w:eastAsia="宋体" w:cs="Times New Roman"/>
-          <w:sz w:val="18"/>
-          <w:szCs w:val="18"/>
+          <w:sz w:val="21"/>
+          <w:szCs w:val="21"/>
         </w:rPr>
         <w:t xml:space="preserve">204</w:t>
       </w:r>
@@ -898,26 +865,26 @@
       <w:r>
         <w:rPr>
           <w:rFonts w:ascii="Times New Roman" w:hAnsi="Times New Roman" w:eastAsia="宋体" w:cs="Times New Roman"/>
-          <w:sz w:val="18"/>
-          <w:szCs w:val="18"/>
+          <w:sz w:val="21"/>
+          <w:szCs w:val="21"/>
         </w:rPr>
-        <w:t xml:space="preserve">2.5.2 椭圆的几何性质</w:t>
+        <w:t xml:space="preserve">2.5.1 椭圆的标准方程</w:t>
       </w:r>
       <w:r>
         <w:rPr>
           <w:rFonts w:ascii="Times New Roman" w:hAnsi="Times New Roman" w:eastAsia="宋体" w:cs="Times New Roman"/>
-          <w:sz w:val="18"/>
-          <w:szCs w:val="18"/>
+          <w:sz w:val="21"/>
+          <w:szCs w:val="21"/>
         </w:rPr>
         <w:tab/>
       </w:r>
       <w:r>
         <w:rPr>
           <w:rFonts w:ascii="Times New Roman" w:hAnsi="Times New Roman" w:eastAsia="宋体" w:cs="Times New Roman"/>
-          <w:sz w:val="18"/>
-          <w:szCs w:val="18"/>
+          <w:sz w:val="21"/>
+          <w:szCs w:val="21"/>
         </w:rPr>
-        <w:t xml:space="preserve">221</w:t>
+        <w:t xml:space="preserve">216</w:t>
       </w:r>
     </w:p>
     <w:p>
@@ -931,26 +898,26 @@
       <w:r>
         <w:rPr>
           <w:rFonts w:ascii="Times New Roman" w:hAnsi="Times New Roman" w:eastAsia="宋体" w:cs="Times New Roman"/>
-          <w:sz w:val="18"/>
-          <w:szCs w:val="18"/>
+          <w:sz w:val="21"/>
+          <w:szCs w:val="21"/>
         </w:rPr>
-        <w:t xml:space="preserve">2.6.1 双曲线的标准方程</w:t>
+        <w:t xml:space="preserve">2.5.2 椭圆的几何性质</w:t>
       </w:r>
       <w:r>
         <w:rPr>
           <w:rFonts w:ascii="Times New Roman" w:hAnsi="Times New Roman" w:eastAsia="宋体" w:cs="Times New Roman"/>
-          <w:sz w:val="18"/>
-          <w:szCs w:val="18"/>
+          <w:sz w:val="21"/>
+          <w:szCs w:val="21"/>
         </w:rPr>
         <w:tab/>
       </w:r>
       <w:r>
         <w:rPr>
           <w:rFonts w:ascii="Times New Roman" w:hAnsi="Times New Roman" w:eastAsia="宋体" w:cs="Times New Roman"/>
-          <w:sz w:val="18"/>
-          <w:szCs w:val="18"/>
+          <w:sz w:val="21"/>
+          <w:szCs w:val="21"/>
         </w:rPr>
-        <w:t xml:space="preserve">244</w:t>
+        <w:t xml:space="preserve">234</w:t>
       </w:r>
     </w:p>
     <w:p>
@@ -964,26 +931,26 @@
       <w:r>
         <w:rPr>
           <w:rFonts w:ascii="Times New Roman" w:hAnsi="Times New Roman" w:eastAsia="宋体" w:cs="Times New Roman"/>
-          <w:sz w:val="18"/>
-          <w:szCs w:val="18"/>
+          <w:sz w:val="21"/>
+          <w:szCs w:val="21"/>
         </w:rPr>
-        <w:t xml:space="preserve">2.6.2 双曲线的几何性质</w:t>
+        <w:t xml:space="preserve">2.6.1 双曲线的标准方程</w:t>
       </w:r>
       <w:r>
         <w:rPr>
           <w:rFonts w:ascii="Times New Roman" w:hAnsi="Times New Roman" w:eastAsia="宋体" w:cs="Times New Roman"/>
-          <w:sz w:val="18"/>
-          <w:szCs w:val="18"/>
+          <w:sz w:val="21"/>
+          <w:szCs w:val="21"/>
         </w:rPr>
         <w:tab/>
       </w:r>
       <w:r>
         <w:rPr>
           <w:rFonts w:ascii="Times New Roman" w:hAnsi="Times New Roman" w:eastAsia="宋体" w:cs="Times New Roman"/>
-          <w:sz w:val="18"/>
-          <w:szCs w:val="18"/>
+          <w:sz w:val="21"/>
+          <w:szCs w:val="21"/>
         </w:rPr>
-        <w:t xml:space="preserve">250</w:t>
+        <w:t xml:space="preserve">258</w:t>
       </w:r>
     </w:p>
     <w:p>
@@ -997,26 +964,26 @@
       <w:r>
         <w:rPr>
           <w:rFonts w:ascii="Times New Roman" w:hAnsi="Times New Roman" w:eastAsia="宋体" w:cs="Times New Roman"/>
-          <w:sz w:val="18"/>
-          <w:szCs w:val="18"/>
+          <w:sz w:val="21"/>
+          <w:szCs w:val="21"/>
         </w:rPr>
-        <w:t xml:space="preserve">2.7.1 抛物线的标准方程</w:t>
+        <w:t xml:space="preserve">2.6.2 双曲线的几何性质</w:t>
       </w:r>
       <w:r>
         <w:rPr>
           <w:rFonts w:ascii="Times New Roman" w:hAnsi="Times New Roman" w:eastAsia="宋体" w:cs="Times New Roman"/>
-          <w:sz w:val="18"/>
-          <w:szCs w:val="18"/>
+          <w:sz w:val="21"/>
+          <w:szCs w:val="21"/>
         </w:rPr>
         <w:tab/>
       </w:r>
       <w:r>
         <w:rPr>
           <w:rFonts w:ascii="Times New Roman" w:hAnsi="Times New Roman" w:eastAsia="宋体" w:cs="Times New Roman"/>
-          <w:sz w:val="18"/>
-          <w:szCs w:val="18"/>
+          <w:sz w:val="21"/>
+          <w:szCs w:val="21"/>
         </w:rPr>
-        <w:t xml:space="preserve">259</w:t>
+        <w:t xml:space="preserve">265</w:t>
       </w:r>
     </w:p>
     <w:p>
@@ -1030,26 +997,26 @@
       <w:r>
         <w:rPr>
           <w:rFonts w:ascii="Times New Roman" w:hAnsi="Times New Roman" w:eastAsia="宋体" w:cs="Times New Roman"/>
-          <w:sz w:val="18"/>
-          <w:szCs w:val="18"/>
+          <w:sz w:val="21"/>
+          <w:szCs w:val="21"/>
         </w:rPr>
-        <w:t xml:space="preserve">2.7.2 抛物线的几何性质</w:t>
+        <w:t xml:space="preserve">2.7.1 抛物线的标准方程</w:t>
       </w:r>
       <w:r>
         <w:rPr>
           <w:rFonts w:ascii="Times New Roman" w:hAnsi="Times New Roman" w:eastAsia="宋体" w:cs="Times New Roman"/>
-          <w:sz w:val="18"/>
-          <w:szCs w:val="18"/>
+          <w:sz w:val="21"/>
+          <w:szCs w:val="21"/>
         </w:rPr>
         <w:tab/>
       </w:r>
       <w:r>
         <w:rPr>
           <w:rFonts w:ascii="Times New Roman" w:hAnsi="Times New Roman" w:eastAsia="宋体" w:cs="Times New Roman"/>
-          <w:sz w:val="18"/>
-          <w:szCs w:val="18"/>
+          <w:sz w:val="21"/>
+          <w:szCs w:val="21"/>
         </w:rPr>
-        <w:t xml:space="preserve">266</w:t>
+        <w:t xml:space="preserve">274</w:t>
       </w:r>
     </w:p>
     <w:p>
@@ -1063,242 +1030,59 @@
       <w:r>
         <w:rPr>
           <w:rFonts w:ascii="Times New Roman" w:hAnsi="Times New Roman" w:eastAsia="宋体" w:cs="Times New Roman"/>
-          <w:sz w:val="18"/>
-          <w:szCs w:val="18"/>
+          <w:sz w:val="21"/>
+          <w:szCs w:val="21"/>
+        </w:rPr>
+        <w:t xml:space="preserve">2.7.2 抛物线的几何性质</w:t>
+      </w:r>
+      <w:r>
+        <w:rPr>
+          <w:rFonts w:ascii="Times New Roman" w:hAnsi="Times New Roman" w:eastAsia="宋体" w:cs="Times New Roman"/>
+          <w:sz w:val="21"/>
+          <w:szCs w:val="21"/>
+        </w:rPr>
+        <w:tab/>
+      </w:r>
+      <w:r>
+        <w:rPr>
+          <w:rFonts w:ascii="Times New Roman" w:hAnsi="Times New Roman" w:eastAsia="宋体" w:cs="Times New Roman"/>
+          <w:sz w:val="21"/>
+          <w:szCs w:val="21"/>
+        </w:rPr>
+        <w:t xml:space="preserve">282</w:t>
+      </w:r>
+    </w:p>
+    <w:p>
+      <w:pPr>
+        <w:tabs>
+          <w:tab w:val="right" w:leader="dot" w:pos="10206"/>
+        </w:tabs>
+        <w:spacing w:before="0" w:after="0" w:line="288" w:lineRule="auto"/>
+        <w:jc w:val="left"/>
+      </w:pPr>
+      <w:r>
+        <w:rPr>
+          <w:rFonts w:ascii="Times New Roman" w:hAnsi="Times New Roman" w:eastAsia="宋体" w:cs="Times New Roman"/>
+          <w:sz w:val="21"/>
+          <w:szCs w:val="21"/>
         </w:rPr>
         <w:t xml:space="preserve">2.8 直线与圆锥曲线的位置关系</w:t>
       </w:r>
       <w:r>
         <w:rPr>
           <w:rFonts w:ascii="Times New Roman" w:hAnsi="Times New Roman" w:eastAsia="宋体" w:cs="Times New Roman"/>
-          <w:sz w:val="18"/>
-          <w:szCs w:val="18"/>
+          <w:sz w:val="21"/>
+          <w:szCs w:val="21"/>
         </w:rPr>
         <w:tab/>
       </w:r>
       <w:r>
         <w:rPr>
           <w:rFonts w:ascii="Times New Roman" w:hAnsi="Times New Roman" w:eastAsia="宋体" w:cs="Times New Roman"/>
-          <w:sz w:val="18"/>
-          <w:szCs w:val="18"/>
+          <w:sz w:val="21"/>
+          <w:szCs w:val="21"/>
         </w:rPr>
-        <w:t xml:space="preserve">278</w:t>
-      </w:r>
-    </w:p>
-    <w:p>
-      <w:pPr>
-        <w:spacing w:before="0" w:after="0" w:line="288" w:lineRule="auto"/>
-        <w:jc w:val="left"/>
-      </w:pPr>
-    </w:p>
-    <w:p>
-      <w:pPr>
-        <w:spacing w:before="0" w:after="0" w:line="288" w:lineRule="auto"/>
-        <w:jc w:val="left"/>
-      </w:pPr>
-      <w:r>
-        <w:rPr>
-          <w:rFonts w:ascii="Times New Roman" w:hAnsi="Times New Roman" w:eastAsia="宋体" w:cs="Times New Roman"/>
-          <w:sz w:val="18"/>
-          <w:szCs w:val="18"/>
-        </w:rPr>
-        <w:t xml:space="preserve">装订清单（照单取件配页；各件独立打印、A4双面长边翻转；页码全册连续，封面与册目录页不计页，全册共339页；部分边界如下）</w:t>
-      </w:r>
-    </w:p>
-    <w:p>
-      <w:pPr>
-        <w:spacing w:before="0" w:after="0" w:line="288" w:lineRule="auto"/>
-        <w:jc w:val="left"/>
-      </w:pPr>
-      <w:r>
-        <w:rPr>
-          <w:rFonts w:ascii="Times New Roman" w:hAnsi="Times New Roman" w:eastAsia="宋体" w:cs="Times New Roman"/>
-          <w:sz w:val="18"/>
-          <w:szCs w:val="18"/>
-        </w:rPr>
-        <w:t xml:space="preserve">①｜人教B版选必1 第1章 空间向量与立体几何·衔接件（29题）</w:t>
-      </w:r>
-    </w:p>
-    <w:p>
-      <w:pPr>
-        <w:spacing w:before="0" w:after="0" w:line="288" w:lineRule="auto"/>
-        <w:jc w:val="left"/>
-      </w:pPr>
-      <w:r>
-        <w:rPr>
-          <w:rFonts w:ascii="Times New Roman" w:hAnsi="Times New Roman" w:eastAsia="宋体" w:cs="Times New Roman"/>
-          <w:sz w:val="18"/>
-          <w:szCs w:val="18"/>
-        </w:rPr>
-        <w:t xml:space="preserve">②｜人教B版选必1 第1章 空间向量与立体几何·知识清单（完成）</w:t>
-      </w:r>
-    </w:p>
-    <w:p>
-      <w:pPr>
-        <w:spacing w:before="0" w:after="0" w:line="288" w:lineRule="auto"/>
-        <w:jc w:val="left"/>
-      </w:pPr>
-      <w:r>
-        <w:rPr>
-          <w:rFonts w:ascii="Times New Roman" w:hAnsi="Times New Roman" w:eastAsia="宋体" w:cs="Times New Roman"/>
-          <w:sz w:val="18"/>
-          <w:szCs w:val="18"/>
-        </w:rPr>
-        <w:t xml:space="preserve">③｜人教B版选必1 第1章 空间向量与立体几何（上）·讲练件（61题）</w:t>
-      </w:r>
-    </w:p>
-    <w:p>
-      <w:pPr>
-        <w:spacing w:before="0" w:after="0" w:line="288" w:lineRule="auto"/>
-        <w:jc w:val="left"/>
-      </w:pPr>
-      <w:r>
-        <w:rPr>
-          <w:rFonts w:ascii="Times New Roman" w:hAnsi="Times New Roman" w:eastAsia="宋体" w:cs="Times New Roman"/>
-          <w:sz w:val="18"/>
-          <w:szCs w:val="18"/>
-        </w:rPr>
-        <w:t xml:space="preserve">④｜人教B版选必1 第1章 空间向量与立体几何（下）·讲练件（79题）</w:t>
-      </w:r>
-    </w:p>
-    <w:p>
-      <w:pPr>
-        <w:spacing w:before="0" w:after="0" w:line="288" w:lineRule="auto"/>
-        <w:jc w:val="left"/>
-      </w:pPr>
-      <w:r>
-        <w:rPr>
-          <w:rFonts w:ascii="Times New Roman" w:hAnsi="Times New Roman" w:eastAsia="宋体" w:cs="Times New Roman"/>
-          <w:sz w:val="18"/>
-          <w:szCs w:val="18"/>
-        </w:rPr>
-        <w:t xml:space="preserve">⑤｜人教B版选必1 第2章 平面解析几何·知识清单（完成）</w:t>
-      </w:r>
-    </w:p>
-    <w:p>
-      <w:pPr>
-        <w:spacing w:before="0" w:after="0" w:line="288" w:lineRule="auto"/>
-        <w:jc w:val="left"/>
-      </w:pPr>
-      <w:r>
-        <w:rPr>
-          <w:rFonts w:ascii="Times New Roman" w:hAnsi="Times New Roman" w:eastAsia="宋体" w:cs="Times New Roman"/>
-          <w:sz w:val="18"/>
-          <w:szCs w:val="18"/>
-        </w:rPr>
-        <w:t xml:space="preserve">⑥｜人教B版选必1 第2章 平面解析几何（2.1—2.3.3）·讲练件（92题）</w:t>
-      </w:r>
-    </w:p>
-    <w:p>
-      <w:pPr>
-        <w:spacing w:before="0" w:after="0" w:line="288" w:lineRule="auto"/>
-        <w:jc w:val="left"/>
-      </w:pPr>
-      <w:r>
-        <w:rPr>
-          <w:rFonts w:ascii="Times New Roman" w:hAnsi="Times New Roman" w:eastAsia="宋体" w:cs="Times New Roman"/>
-          <w:sz w:val="18"/>
-          <w:szCs w:val="18"/>
-        </w:rPr>
-        <w:t xml:space="preserve">⑦｜人教B版选必1 第2章 平面解析几何（2.3.4—2.5.2）·讲练件（90题）</w:t>
-      </w:r>
-    </w:p>
-    <w:p>
-      <w:pPr>
-        <w:spacing w:before="0" w:after="0" w:line="288" w:lineRule="auto"/>
-        <w:jc w:val="left"/>
-      </w:pPr>
-      <w:r>
-        <w:rPr>
-          <w:rFonts w:ascii="Times New Roman" w:hAnsi="Times New Roman" w:eastAsia="宋体" w:cs="Times New Roman"/>
-          <w:sz w:val="18"/>
-          <w:szCs w:val="18"/>
-        </w:rPr>
-        <w:t xml:space="preserve">⑧｜人教B版选必1 第2章 平面解析几何（2.6.1—2.7.2）·讲练件（68题）</w:t>
-      </w:r>
-    </w:p>
-    <w:p>
-      <w:pPr>
-        <w:spacing w:before="0" w:after="0" w:line="288" w:lineRule="auto"/>
-        <w:jc w:val="left"/>
-      </w:pPr>
-      <w:r>
-        <w:rPr>
-          <w:rFonts w:ascii="Times New Roman" w:hAnsi="Times New Roman" w:eastAsia="宋体" w:cs="Times New Roman"/>
-          <w:sz w:val="18"/>
-          <w:szCs w:val="18"/>
-        </w:rPr>
-        <w:t xml:space="preserve">⑨｜人教B版选必1 第2章 平面解析几何（2.8）·讲练件（89题）</w:t>
-      </w:r>
-    </w:p>
-    <w:p>
-      <w:pPr>
-        <w:spacing w:before="0" w:after="0" w:line="288" w:lineRule="auto"/>
-        <w:jc w:val="left"/>
-      </w:pPr>
-      <w:r>
-        <w:rPr>
-          <w:rFonts w:ascii="Times New Roman" w:hAnsi="Times New Roman" w:eastAsia="宋体" w:cs="Times New Roman"/>
-          <w:sz w:val="18"/>
-          <w:szCs w:val="18"/>
-        </w:rPr>
-        <w:t xml:space="preserve">P1 第1章衔接部分＝件①（本部第1–15页，共15页）</w:t>
-      </w:r>
-    </w:p>
-    <w:p>
-      <w:pPr>
-        <w:spacing w:before="0" w:after="0" w:line="288" w:lineRule="auto"/>
-        <w:jc w:val="left"/>
-      </w:pPr>
-      <w:r>
-        <w:rPr>
-          <w:rFonts w:ascii="Times New Roman" w:hAnsi="Times New Roman" w:eastAsia="宋体" w:cs="Times New Roman"/>
-          <w:sz w:val="18"/>
-          <w:szCs w:val="18"/>
-        </w:rPr>
-        <w:t xml:space="preserve">P2 第1章清单部分＝件②（本部第1–6页，共6页）</w:t>
-      </w:r>
-    </w:p>
-    <w:p>
-      <w:pPr>
-        <w:spacing w:before="0" w:after="0" w:line="288" w:lineRule="auto"/>
-        <w:jc w:val="left"/>
-      </w:pPr>
-      <w:r>
-        <w:rPr>
-          <w:rFonts w:ascii="Times New Roman" w:hAnsi="Times New Roman" w:eastAsia="宋体" w:cs="Times New Roman"/>
-          <w:sz w:val="18"/>
-          <w:szCs w:val="18"/>
-        </w:rPr>
-        <w:t xml:space="preserve">P3 第1章讲练部分＝件③④（件③本部第1–53页、件④本部第54–111页，共111页）</w:t>
-      </w:r>
-    </w:p>
-    <w:p>
-      <w:pPr>
-        <w:spacing w:before="0" w:after="0" w:line="288" w:lineRule="auto"/>
-        <w:jc w:val="left"/>
-      </w:pPr>
-      <w:r>
-        <w:rPr>
-          <w:rFonts w:ascii="Times New Roman" w:hAnsi="Times New Roman" w:eastAsia="宋体" w:cs="Times New Roman"/>
-          <w:sz w:val="18"/>
-          <w:szCs w:val="18"/>
-        </w:rPr>
-        <w:t xml:space="preserve">P4 第2章清单部分＝件⑤（本部第1–10页，共10页）</w:t>
-      </w:r>
-    </w:p>
-    <w:p>
-      <w:pPr>
-        <w:spacing w:before="0" w:after="0" w:line="288" w:lineRule="auto"/>
-        <w:jc w:val="left"/>
-      </w:pPr>
-      <w:r>
-        <w:rPr>
-          <w:rFonts w:ascii="Times New Roman" w:hAnsi="Times New Roman" w:eastAsia="宋体" w:cs="Times New Roman"/>
-          <w:sz w:val="18"/>
-          <w:szCs w:val="18"/>
-        </w:rPr>
-        <w:t xml:space="preserve">P5 第2章讲练部分＝件⑥—⑨（件⑥本部第1–46页、⑦第47–101页、⑧第102–135页、⑨第136–197页，共197页）</w:t>
+        <w:t xml:space="preserve">294</w:t>
       </w:r>
     </w:p>
     <w:sectPr>

--- a/高中数学/高中数学同步/人教B版选必1·册目录页.docx
+++ b/高中数学/高中数学同步/人教B版选必1·册目录页.docx
@@ -66,6 +66,7 @@
         </w:tabs>
         <w:spacing w:before="0" w:after="0" w:line="288" w:lineRule="auto"/>
         <w:jc w:val="left"/>
+        <w:ind w:left="420"/>
       </w:pPr>
       <w:r>
         <w:rPr>
@@ -99,6 +100,7 @@
         </w:tabs>
         <w:spacing w:before="0" w:after="0" w:line="288" w:lineRule="auto"/>
         <w:jc w:val="left"/>
+        <w:ind w:left="420"/>
       </w:pPr>
       <w:r>
         <w:rPr>
@@ -132,6 +134,7 @@
         </w:tabs>
         <w:spacing w:before="0" w:after="0" w:line="288" w:lineRule="auto"/>
         <w:jc w:val="left"/>
+        <w:ind w:left="420"/>
       </w:pPr>
       <w:r>
         <w:rPr>
@@ -165,6 +168,7 @@
         </w:tabs>
         <w:spacing w:before="0" w:after="0" w:line="288" w:lineRule="auto"/>
         <w:jc w:val="left"/>
+        <w:ind w:left="840"/>
       </w:pPr>
       <w:r>
         <w:rPr>
@@ -172,7 +176,7 @@
           <w:sz w:val="21"/>
           <w:szCs w:val="21"/>
         </w:rPr>
-        <w:t xml:space="preserve">1.1.1 空间向量及其运算</w:t>
+        <w:t xml:space="preserve">1.1.1 空间向量及其运算（10题）</w:t>
       </w:r>
       <w:r>
         <w:rPr>
@@ -198,6 +202,7 @@
         </w:tabs>
         <w:spacing w:before="0" w:after="0" w:line="288" w:lineRule="auto"/>
         <w:jc w:val="left"/>
+        <w:ind w:left="840"/>
       </w:pPr>
       <w:r>
         <w:rPr>
@@ -205,7 +210,7 @@
           <w:sz w:val="21"/>
           <w:szCs w:val="21"/>
         </w:rPr>
-        <w:t xml:space="preserve">1.1.2 空间向量基本定理</w:t>
+        <w:t xml:space="preserve">1.1.2 空间向量基本定理（4题）</w:t>
       </w:r>
       <w:r>
         <w:rPr>
@@ -231,6 +236,7 @@
         </w:tabs>
         <w:spacing w:before="0" w:after="0" w:line="288" w:lineRule="auto"/>
         <w:jc w:val="left"/>
+        <w:ind w:left="840"/>
       </w:pPr>
       <w:r>
         <w:rPr>
@@ -238,7 +244,7 @@
           <w:sz w:val="21"/>
           <w:szCs w:val="21"/>
         </w:rPr>
-        <w:t xml:space="preserve">1.1.3 空间向量的坐标与空间直角坐标系</w:t>
+        <w:t xml:space="preserve">1.1.3 空间向量的坐标与空间直角坐标系（10题）</w:t>
       </w:r>
       <w:r>
         <w:rPr>
@@ -264,6 +270,7 @@
         </w:tabs>
         <w:spacing w:before="0" w:after="0" w:line="288" w:lineRule="auto"/>
         <w:jc w:val="left"/>
+        <w:ind w:left="840"/>
       </w:pPr>
       <w:r>
         <w:rPr>
@@ -271,7 +278,7 @@
           <w:sz w:val="21"/>
           <w:szCs w:val="21"/>
         </w:rPr>
-        <w:t xml:space="preserve">1.2.1 空间中的点、直线与空间向量</w:t>
+        <w:t xml:space="preserve">1.2.1 空间中的点、直线与空间向量（9题）</w:t>
       </w:r>
       <w:r>
         <w:rPr>
@@ -297,6 +304,7 @@
         </w:tabs>
         <w:spacing w:before="0" w:after="0" w:line="288" w:lineRule="auto"/>
         <w:jc w:val="left"/>
+        <w:ind w:left="840"/>
       </w:pPr>
       <w:r>
         <w:rPr>
@@ -304,7 +312,7 @@
           <w:sz w:val="21"/>
           <w:szCs w:val="21"/>
         </w:rPr>
-        <w:t xml:space="preserve">1.2.2 空间中的平面与空间向量</w:t>
+        <w:t xml:space="preserve">1.2.2 空间中的平面与空间向量（7题）</w:t>
       </w:r>
       <w:r>
         <w:rPr>
@@ -330,6 +338,7 @@
         </w:tabs>
         <w:spacing w:before="0" w:after="0" w:line="288" w:lineRule="auto"/>
         <w:jc w:val="left"/>
+        <w:ind w:left="840"/>
       </w:pPr>
       <w:r>
         <w:rPr>
@@ -337,7 +346,7 @@
           <w:sz w:val="21"/>
           <w:szCs w:val="21"/>
         </w:rPr>
-        <w:t xml:space="preserve">1.2.3 直线与平面的夹角</w:t>
+        <w:t xml:space="preserve">1.2.3 直线与平面的夹角（8题）</w:t>
       </w:r>
       <w:r>
         <w:rPr>
@@ -353,7 +362,7 @@
           <w:sz w:val="21"/>
           <w:szCs w:val="21"/>
         </w:rPr>
-        <w:t xml:space="preserve">46</w:t>
+        <w:t xml:space="preserve">45</w:t>
       </w:r>
     </w:p>
     <w:p>
@@ -363,6 +372,7 @@
         </w:tabs>
         <w:spacing w:before="0" w:after="0" w:line="288" w:lineRule="auto"/>
         <w:jc w:val="left"/>
+        <w:ind w:left="840"/>
       </w:pPr>
       <w:r>
         <w:rPr>
@@ -370,7 +380,7 @@
           <w:sz w:val="21"/>
           <w:szCs w:val="21"/>
         </w:rPr>
-        <w:t xml:space="preserve">1.2.4 二面角</w:t>
+        <w:t xml:space="preserve">1.2.4 二面角（13题）</w:t>
       </w:r>
       <w:r>
         <w:rPr>
@@ -396,6 +406,7 @@
         </w:tabs>
         <w:spacing w:before="0" w:after="0" w:line="288" w:lineRule="auto"/>
         <w:jc w:val="left"/>
+        <w:ind w:left="840"/>
       </w:pPr>
       <w:r>
         <w:rPr>
@@ -403,7 +414,7 @@
           <w:sz w:val="21"/>
           <w:szCs w:val="21"/>
         </w:rPr>
-        <w:t xml:space="preserve">1.2.5 空间中的距离</w:t>
+        <w:t xml:space="preserve">1.2.5 空间中的距离（79题）</w:t>
       </w:r>
       <w:r>
         <w:rPr>
@@ -465,6 +476,7 @@
         </w:tabs>
         <w:spacing w:before="0" w:after="0" w:line="288" w:lineRule="auto"/>
         <w:jc w:val="left"/>
+        <w:ind w:left="420"/>
       </w:pPr>
       <w:r>
         <w:rPr>
@@ -498,6 +510,7 @@
         </w:tabs>
         <w:spacing w:before="0" w:after="0" w:line="288" w:lineRule="auto"/>
         <w:jc w:val="left"/>
+        <w:ind w:left="420"/>
       </w:pPr>
       <w:r>
         <w:rPr>
@@ -531,6 +544,7 @@
         </w:tabs>
         <w:spacing w:before="0" w:after="0" w:line="288" w:lineRule="auto"/>
         <w:jc w:val="left"/>
+        <w:ind w:left="840"/>
       </w:pPr>
       <w:r>
         <w:rPr>
@@ -538,7 +552,7 @@
           <w:sz w:val="21"/>
           <w:szCs w:val="21"/>
         </w:rPr>
-        <w:t xml:space="preserve">2.1 坐标法</w:t>
+        <w:t xml:space="preserve">2.1 坐标法（1题）</w:t>
       </w:r>
       <w:r>
         <w:rPr>
@@ -554,7 +568,7 @@
           <w:sz w:val="21"/>
           <w:szCs w:val="21"/>
         </w:rPr>
-        <w:t xml:space="preserve">153</w:t>
+        <w:t xml:space="preserve">152</w:t>
       </w:r>
     </w:p>
     <w:p>
@@ -564,6 +578,7 @@
         </w:tabs>
         <w:spacing w:before="0" w:after="0" w:line="288" w:lineRule="auto"/>
         <w:jc w:val="left"/>
+        <w:ind w:left="840"/>
       </w:pPr>
       <w:r>
         <w:rPr>
@@ -571,7 +586,7 @@
           <w:sz w:val="21"/>
           <w:szCs w:val="21"/>
         </w:rPr>
-        <w:t xml:space="preserve">2.2.1 直线的倾斜角与斜率</w:t>
+        <w:t xml:space="preserve">2.2.1 直线的倾斜角与斜率（6题）</w:t>
       </w:r>
       <w:r>
         <w:rPr>
@@ -587,7 +602,7 @@
           <w:sz w:val="21"/>
           <w:szCs w:val="21"/>
         </w:rPr>
-        <w:t xml:space="preserve">153</w:t>
+        <w:t xml:space="preserve">152</w:t>
       </w:r>
     </w:p>
     <w:p>
@@ -597,6 +612,7 @@
         </w:tabs>
         <w:spacing w:before="0" w:after="0" w:line="288" w:lineRule="auto"/>
         <w:jc w:val="left"/>
+        <w:ind w:left="840"/>
       </w:pPr>
       <w:r>
         <w:rPr>
@@ -604,7 +620,7 @@
           <w:sz w:val="21"/>
           <w:szCs w:val="21"/>
         </w:rPr>
-        <w:t xml:space="preserve">2.2.2 直线的方程</w:t>
+        <w:t xml:space="preserve">2.2.2 直线的方程（9题）</w:t>
       </w:r>
       <w:r>
         <w:rPr>
@@ -620,7 +636,7 @@
           <w:sz w:val="21"/>
           <w:szCs w:val="21"/>
         </w:rPr>
-        <w:t xml:space="preserve">156</w:t>
+        <w:t xml:space="preserve">155</w:t>
       </w:r>
     </w:p>
     <w:p>
@@ -630,6 +646,7 @@
         </w:tabs>
         <w:spacing w:before="0" w:after="0" w:line="288" w:lineRule="auto"/>
         <w:jc w:val="left"/>
+        <w:ind w:left="840"/>
       </w:pPr>
       <w:r>
         <w:rPr>
@@ -637,7 +654,7 @@
           <w:sz w:val="21"/>
           <w:szCs w:val="21"/>
         </w:rPr>
-        <w:t xml:space="preserve">2.2.3 两条直线的位置关系</w:t>
+        <w:t xml:space="preserve">2.2.3 两条直线的位置关系（13题）</w:t>
       </w:r>
       <w:r>
         <w:rPr>
@@ -653,7 +670,7 @@
           <w:sz w:val="21"/>
           <w:szCs w:val="21"/>
         </w:rPr>
-        <w:t xml:space="preserve">161</w:t>
+        <w:t xml:space="preserve">160</w:t>
       </w:r>
     </w:p>
     <w:p>
@@ -663,6 +680,7 @@
         </w:tabs>
         <w:spacing w:before="0" w:after="0" w:line="288" w:lineRule="auto"/>
         <w:jc w:val="left"/>
+        <w:ind w:left="840"/>
       </w:pPr>
       <w:r>
         <w:rPr>
@@ -670,7 +688,7 @@
           <w:sz w:val="21"/>
           <w:szCs w:val="21"/>
         </w:rPr>
-        <w:t xml:space="preserve">2.2.4 点到直线的距离</w:t>
+        <w:t xml:space="preserve">2.2.4 点到直线的距离（10题）</w:t>
       </w:r>
       <w:r>
         <w:rPr>
@@ -686,7 +704,7 @@
           <w:sz w:val="21"/>
           <w:szCs w:val="21"/>
         </w:rPr>
-        <w:t xml:space="preserve">167</w:t>
+        <w:t xml:space="preserve">166</w:t>
       </w:r>
     </w:p>
     <w:p>
@@ -696,6 +714,7 @@
         </w:tabs>
         <w:spacing w:before="0" w:after="0" w:line="288" w:lineRule="auto"/>
         <w:jc w:val="left"/>
+        <w:ind w:left="840"/>
       </w:pPr>
       <w:r>
         <w:rPr>
@@ -703,7 +722,7 @@
           <w:sz w:val="21"/>
           <w:szCs w:val="21"/>
         </w:rPr>
-        <w:t xml:space="preserve">2.3.1 圆的标准方程</w:t>
+        <w:t xml:space="preserve">2.3.1 圆的标准方程（14题）</w:t>
       </w:r>
       <w:r>
         <w:rPr>
@@ -719,7 +738,7 @@
           <w:sz w:val="21"/>
           <w:szCs w:val="21"/>
         </w:rPr>
-        <w:t xml:space="preserve">173</w:t>
+        <w:t xml:space="preserve">172</w:t>
       </w:r>
     </w:p>
     <w:p>
@@ -729,6 +748,7 @@
         </w:tabs>
         <w:spacing w:before="0" w:after="0" w:line="288" w:lineRule="auto"/>
         <w:jc w:val="left"/>
+        <w:ind w:left="840"/>
       </w:pPr>
       <w:r>
         <w:rPr>
@@ -736,7 +756,7 @@
           <w:sz w:val="21"/>
           <w:szCs w:val="21"/>
         </w:rPr>
-        <w:t xml:space="preserve">2.3.2 圆的一般方程</w:t>
+        <w:t xml:space="preserve">2.3.2 圆的一般方程（6题）</w:t>
       </w:r>
       <w:r>
         <w:rPr>
@@ -752,7 +772,7 @@
           <w:sz w:val="21"/>
           <w:szCs w:val="21"/>
         </w:rPr>
-        <w:t xml:space="preserve">180</w:t>
+        <w:t xml:space="preserve">179</w:t>
       </w:r>
     </w:p>
     <w:p>
@@ -762,6 +782,7 @@
         </w:tabs>
         <w:spacing w:before="0" w:after="0" w:line="288" w:lineRule="auto"/>
         <w:jc w:val="left"/>
+        <w:ind w:left="840"/>
       </w:pPr>
       <w:r>
         <w:rPr>
@@ -769,7 +790,7 @@
           <w:sz w:val="21"/>
           <w:szCs w:val="21"/>
         </w:rPr>
-        <w:t xml:space="preserve">2.3.3 直线与圆的位置关系</w:t>
+        <w:t xml:space="preserve">2.3.3 直线与圆的位置关系（33题）</w:t>
       </w:r>
       <w:r>
         <w:rPr>
@@ -785,7 +806,7 @@
           <w:sz w:val="21"/>
           <w:szCs w:val="21"/>
         </w:rPr>
-        <w:t xml:space="preserve">184</w:t>
+        <w:t xml:space="preserve">183</w:t>
       </w:r>
     </w:p>
     <w:p>
@@ -795,6 +816,7 @@
         </w:tabs>
         <w:spacing w:before="0" w:after="0" w:line="288" w:lineRule="auto"/>
         <w:jc w:val="left"/>
+        <w:ind w:left="840"/>
       </w:pPr>
       <w:r>
         <w:rPr>
@@ -802,7 +824,7 @@
           <w:sz w:val="21"/>
           <w:szCs w:val="21"/>
         </w:rPr>
-        <w:t xml:space="preserve">2.3.4 圆与圆的位置关系</w:t>
+        <w:t xml:space="preserve">2.3.4 圆与圆的位置关系（8题）</w:t>
       </w:r>
       <w:r>
         <w:rPr>
@@ -818,7 +840,7 @@
           <w:sz w:val="21"/>
           <w:szCs w:val="21"/>
         </w:rPr>
-        <w:t xml:space="preserve">201</w:t>
+        <w:t xml:space="preserve">200</w:t>
       </w:r>
     </w:p>
     <w:p>
@@ -828,6 +850,7 @@
         </w:tabs>
         <w:spacing w:before="0" w:after="0" w:line="288" w:lineRule="auto"/>
         <w:jc w:val="left"/>
+        <w:ind w:left="840"/>
       </w:pPr>
       <w:r>
         <w:rPr>
@@ -835,7 +858,7 @@
           <w:sz w:val="21"/>
           <w:szCs w:val="21"/>
         </w:rPr>
-        <w:t xml:space="preserve">2.4 曲线与方程</w:t>
+        <w:t xml:space="preserve">2.4 曲线与方程（19题）</w:t>
       </w:r>
       <w:r>
         <w:rPr>
@@ -851,7 +874,7 @@
           <w:sz w:val="21"/>
           <w:szCs w:val="21"/>
         </w:rPr>
-        <w:t xml:space="preserve">204</w:t>
+        <w:t xml:space="preserve">203</w:t>
       </w:r>
     </w:p>
     <w:p>
@@ -861,6 +884,7 @@
         </w:tabs>
         <w:spacing w:before="0" w:after="0" w:line="288" w:lineRule="auto"/>
         <w:jc w:val="left"/>
+        <w:ind w:left="840"/>
       </w:pPr>
       <w:r>
         <w:rPr>
@@ -868,7 +892,7 @@
           <w:sz w:val="21"/>
           <w:szCs w:val="21"/>
         </w:rPr>
-        <w:t xml:space="preserve">2.5.1 椭圆的标准方程</w:t>
+        <w:t xml:space="preserve">2.5.1 椭圆的标准方程（27题）</w:t>
       </w:r>
       <w:r>
         <w:rPr>
@@ -884,7 +908,7 @@
           <w:sz w:val="21"/>
           <w:szCs w:val="21"/>
         </w:rPr>
-        <w:t xml:space="preserve">216</w:t>
+        <w:t xml:space="preserve">215</w:t>
       </w:r>
     </w:p>
     <w:p>
@@ -894,6 +918,7 @@
         </w:tabs>
         <w:spacing w:before="0" w:after="0" w:line="288" w:lineRule="auto"/>
         <w:jc w:val="left"/>
+        <w:ind w:left="840"/>
       </w:pPr>
       <w:r>
         <w:rPr>
@@ -901,7 +926,7 @@
           <w:sz w:val="21"/>
           <w:szCs w:val="21"/>
         </w:rPr>
-        <w:t xml:space="preserve">2.5.2 椭圆的几何性质</w:t>
+        <w:t xml:space="preserve">2.5.2 椭圆的几何性质（36题）</w:t>
       </w:r>
       <w:r>
         <w:rPr>
@@ -917,7 +942,7 @@
           <w:sz w:val="21"/>
           <w:szCs w:val="21"/>
         </w:rPr>
-        <w:t xml:space="preserve">234</w:t>
+        <w:t xml:space="preserve">233</w:t>
       </w:r>
     </w:p>
     <w:p>
@@ -927,6 +952,7 @@
         </w:tabs>
         <w:spacing w:before="0" w:after="0" w:line="288" w:lineRule="auto"/>
         <w:jc w:val="left"/>
+        <w:ind w:left="840"/>
       </w:pPr>
       <w:r>
         <w:rPr>
@@ -934,7 +960,7 @@
           <w:sz w:val="21"/>
           <w:szCs w:val="21"/>
         </w:rPr>
-        <w:t xml:space="preserve">2.6.1 双曲线的标准方程</w:t>
+        <w:t xml:space="preserve">2.6.1 双曲线的标准方程（16题）</w:t>
       </w:r>
       <w:r>
         <w:rPr>
@@ -950,7 +976,7 @@
           <w:sz w:val="21"/>
           <w:szCs w:val="21"/>
         </w:rPr>
-        <w:t xml:space="preserve">258</w:t>
+        <w:t xml:space="preserve">257</w:t>
       </w:r>
     </w:p>
     <w:p>
@@ -960,6 +986,7 @@
         </w:tabs>
         <w:spacing w:before="0" w:after="0" w:line="288" w:lineRule="auto"/>
         <w:jc w:val="left"/>
+        <w:ind w:left="840"/>
       </w:pPr>
       <w:r>
         <w:rPr>
@@ -967,7 +994,7 @@
           <w:sz w:val="21"/>
           <w:szCs w:val="21"/>
         </w:rPr>
-        <w:t xml:space="preserve">2.6.2 双曲线的几何性质</w:t>
+        <w:t xml:space="preserve">2.6.2 双曲线的几何性质（20题）</w:t>
       </w:r>
       <w:r>
         <w:rPr>
@@ -983,7 +1010,7 @@
           <w:sz w:val="21"/>
           <w:szCs w:val="21"/>
         </w:rPr>
-        <w:t xml:space="preserve">265</w:t>
+        <w:t xml:space="preserve">264</w:t>
       </w:r>
     </w:p>
     <w:p>
@@ -993,6 +1020,7 @@
         </w:tabs>
         <w:spacing w:before="0" w:after="0" w:line="288" w:lineRule="auto"/>
         <w:jc w:val="left"/>
+        <w:ind w:left="840"/>
       </w:pPr>
       <w:r>
         <w:rPr>
@@ -1000,7 +1028,7 @@
           <w:sz w:val="21"/>
           <w:szCs w:val="21"/>
         </w:rPr>
-        <w:t xml:space="preserve">2.7.1 抛物线的标准方程</w:t>
+        <w:t xml:space="preserve">2.7.1 抛物线的标准方程（14题）</w:t>
       </w:r>
       <w:r>
         <w:rPr>
@@ -1016,7 +1044,7 @@
           <w:sz w:val="21"/>
           <w:szCs w:val="21"/>
         </w:rPr>
-        <w:t xml:space="preserve">274</w:t>
+        <w:t xml:space="preserve">273</w:t>
       </w:r>
     </w:p>
     <w:p>
@@ -1026,6 +1054,7 @@
         </w:tabs>
         <w:spacing w:before="0" w:after="0" w:line="288" w:lineRule="auto"/>
         <w:jc w:val="left"/>
+        <w:ind w:left="840"/>
       </w:pPr>
       <w:r>
         <w:rPr>
@@ -1033,7 +1062,7 @@
           <w:sz w:val="21"/>
           <w:szCs w:val="21"/>
         </w:rPr>
-        <w:t xml:space="preserve">2.7.2 抛物线的几何性质</w:t>
+        <w:t xml:space="preserve">2.7.2 抛物线的几何性质（18题）</w:t>
       </w:r>
       <w:r>
         <w:rPr>
@@ -1049,7 +1078,7 @@
           <w:sz w:val="21"/>
           <w:szCs w:val="21"/>
         </w:rPr>
-        <w:t xml:space="preserve">282</w:t>
+        <w:t xml:space="preserve">281</w:t>
       </w:r>
     </w:p>
     <w:p>
@@ -1059,6 +1088,7 @@
         </w:tabs>
         <w:spacing w:before="0" w:after="0" w:line="288" w:lineRule="auto"/>
         <w:jc w:val="left"/>
+        <w:ind w:left="840"/>
       </w:pPr>
       <w:r>
         <w:rPr>
@@ -1066,7 +1096,7 @@
           <w:sz w:val="21"/>
           <w:szCs w:val="21"/>
         </w:rPr>
-        <w:t xml:space="preserve">2.8 直线与圆锥曲线的位置关系</w:t>
+        <w:t xml:space="preserve">2.8 直线与圆锥曲线的位置关系（89题）</w:t>
       </w:r>
       <w:r>
         <w:rPr>
@@ -1082,7 +1112,7 @@
           <w:sz w:val="21"/>
           <w:szCs w:val="21"/>
         </w:rPr>
-        <w:t xml:space="preserve">294</w:t>
+        <w:t xml:space="preserve">293</w:t>
       </w:r>
     </w:p>
     <w:sectPr>

--- a/高中数学/高中数学同步/人教B版选必1·册目录页.docx
+++ b/高中数学/高中数学同步/人教B版选必1·册目录页.docx
@@ -22,6 +22,39 @@
         <w:spacing w:before="0" w:after="0" w:line="288" w:lineRule="auto"/>
         <w:jc w:val="left"/>
       </w:pPr>
+    </w:p>
+    <w:p>
+      <w:pPr>
+        <w:tabs>
+          <w:tab w:val="right" w:leader="dot" w:pos="10206"/>
+        </w:tabs>
+        <w:spacing w:before="0" w:after="0" w:line="288" w:lineRule="auto"/>
+        <w:jc w:val="left"/>
+      </w:pPr>
+      <w:r>
+        <w:rPr>
+          <w:rFonts w:ascii="Times New Roman" w:hAnsi="Times New Roman" w:eastAsia="宋体" w:cs="Times New Roman"/>
+          <w:sz w:val="21"/>
+          <w:szCs w:val="21"/>
+        </w:rPr>
+        <w:t xml:space="preserve">件／节（括注＝题量）</w:t>
+      </w:r>
+      <w:r>
+        <w:rPr>
+          <w:rFonts w:ascii="Times New Roman" w:hAnsi="Times New Roman" w:eastAsia="宋体" w:cs="Times New Roman"/>
+          <w:sz w:val="21"/>
+          <w:szCs w:val="21"/>
+        </w:rPr>
+        <w:tab/>
+      </w:r>
+      <w:r>
+        <w:rPr>
+          <w:rFonts w:ascii="Times New Roman" w:hAnsi="Times New Roman" w:eastAsia="宋体" w:cs="Times New Roman"/>
+          <w:sz w:val="21"/>
+          <w:szCs w:val="21"/>
+        </w:rPr>
+        <w:t xml:space="preserve">页码</w:t>
+      </w:r>
     </w:p>
     <w:p>
       <w:pPr>
@@ -466,7 +499,7 @@
           <w:sz w:val="21"/>
           <w:szCs w:val="21"/>
         </w:rPr>
-        <w:t xml:space="preserve">142</w:t>
+        <w:t xml:space="preserve">140</w:t>
       </w:r>
     </w:p>
     <w:p>
@@ -500,7 +533,7 @@
           <w:sz w:val="21"/>
           <w:szCs w:val="21"/>
         </w:rPr>
-        <w:t xml:space="preserve">142</w:t>
+        <w:t xml:space="preserve">140</w:t>
       </w:r>
     </w:p>
     <w:p>
@@ -534,7 +567,7 @@
           <w:sz w:val="21"/>
           <w:szCs w:val="21"/>
         </w:rPr>
-        <w:t xml:space="preserve">153</w:t>
+        <w:t xml:space="preserve">151</w:t>
       </w:r>
     </w:p>
     <w:p>
@@ -568,7 +601,7 @@
           <w:sz w:val="21"/>
           <w:szCs w:val="21"/>
         </w:rPr>
-        <w:t xml:space="preserve">152</w:t>
+        <w:t xml:space="preserve">151</w:t>
       </w:r>
     </w:p>
     <w:p>
@@ -602,7 +635,7 @@
           <w:sz w:val="21"/>
           <w:szCs w:val="21"/>
         </w:rPr>
-        <w:t xml:space="preserve">152</w:t>
+        <w:t xml:space="preserve">151</w:t>
       </w:r>
     </w:p>
     <w:p>
@@ -636,7 +669,7 @@
           <w:sz w:val="21"/>
           <w:szCs w:val="21"/>
         </w:rPr>
-        <w:t xml:space="preserve">155</w:t>
+        <w:t xml:space="preserve">154</w:t>
       </w:r>
     </w:p>
     <w:p>
@@ -670,7 +703,7 @@
           <w:sz w:val="21"/>
           <w:szCs w:val="21"/>
         </w:rPr>
-        <w:t xml:space="preserve">160</w:t>
+        <w:t xml:space="preserve">159</w:t>
       </w:r>
     </w:p>
     <w:p>
@@ -704,7 +737,7 @@
           <w:sz w:val="21"/>
           <w:szCs w:val="21"/>
         </w:rPr>
-        <w:t xml:space="preserve">166</w:t>
+        <w:t xml:space="preserve">165</w:t>
       </w:r>
     </w:p>
     <w:p>
@@ -738,7 +771,7 @@
           <w:sz w:val="21"/>
           <w:szCs w:val="21"/>
         </w:rPr>
-        <w:t xml:space="preserve">172</w:t>
+        <w:t xml:space="preserve">171</w:t>
       </w:r>
     </w:p>
     <w:p>
@@ -772,7 +805,7 @@
           <w:sz w:val="21"/>
           <w:szCs w:val="21"/>
         </w:rPr>
-        <w:t xml:space="preserve">179</w:t>
+        <w:t xml:space="preserve">178</w:t>
       </w:r>
     </w:p>
     <w:p>
@@ -806,7 +839,7 @@
           <w:sz w:val="21"/>
           <w:szCs w:val="21"/>
         </w:rPr>
-        <w:t xml:space="preserve">183</w:t>
+        <w:t xml:space="preserve">182</w:t>
       </w:r>
     </w:p>
     <w:p>
@@ -840,7 +873,7 @@
           <w:sz w:val="21"/>
           <w:szCs w:val="21"/>
         </w:rPr>
-        <w:t xml:space="preserve">200</w:t>
+        <w:t xml:space="preserve">199</w:t>
       </w:r>
     </w:p>
     <w:p>
@@ -874,7 +907,7 @@
           <w:sz w:val="21"/>
           <w:szCs w:val="21"/>
         </w:rPr>
-        <w:t xml:space="preserve">203</w:t>
+        <w:t xml:space="preserve">202</w:t>
       </w:r>
     </w:p>
     <w:p>
@@ -908,7 +941,7 @@
           <w:sz w:val="21"/>
           <w:szCs w:val="21"/>
         </w:rPr>
-        <w:t xml:space="preserve">215</w:t>
+        <w:t xml:space="preserve">214</w:t>
       </w:r>
     </w:p>
     <w:p>
@@ -942,7 +975,7 @@
           <w:sz w:val="21"/>
           <w:szCs w:val="21"/>
         </w:rPr>
-        <w:t xml:space="preserve">233</w:t>
+        <w:t xml:space="preserve">232</w:t>
       </w:r>
     </w:p>
     <w:p>
@@ -976,7 +1009,7 @@
           <w:sz w:val="21"/>
           <w:szCs w:val="21"/>
         </w:rPr>
-        <w:t xml:space="preserve">257</w:t>
+        <w:t xml:space="preserve">256</w:t>
       </w:r>
     </w:p>
     <w:p>
@@ -1010,7 +1043,7 @@
           <w:sz w:val="21"/>
           <w:szCs w:val="21"/>
         </w:rPr>
-        <w:t xml:space="preserve">264</w:t>
+        <w:t xml:space="preserve">262</w:t>
       </w:r>
     </w:p>
     <w:p>
@@ -1044,7 +1077,7 @@
           <w:sz w:val="21"/>
           <w:szCs w:val="21"/>
         </w:rPr>
-        <w:t xml:space="preserve">273</w:t>
+        <w:t xml:space="preserve">272</w:t>
       </w:r>
     </w:p>
     <w:p>
@@ -1078,7 +1111,7 @@
           <w:sz w:val="21"/>
           <w:szCs w:val="21"/>
         </w:rPr>
-        <w:t xml:space="preserve">281</w:t>
+        <w:t xml:space="preserve">280</w:t>
       </w:r>
     </w:p>
     <w:p>
@@ -1112,7 +1145,7 @@
           <w:sz w:val="21"/>
           <w:szCs w:val="21"/>
         </w:rPr>
-        <w:t xml:space="preserve">293</w:t>
+        <w:t xml:space="preserve">292</w:t>
       </w:r>
     </w:p>
     <w:sectPr>

--- a/高中数学/高中数学同步/人教B版选必1·册目录页.docx
+++ b/高中数学/高中数学同步/人教B版选必1·册目录页.docx
@@ -499,7 +499,7 @@
           <w:sz w:val="21"/>
           <w:szCs w:val="21"/>
         </w:rPr>
-        <w:t xml:space="preserve">140</w:t>
+        <w:t xml:space="preserve">141</w:t>
       </w:r>
     </w:p>
     <w:p>
@@ -533,7 +533,7 @@
           <w:sz w:val="21"/>
           <w:szCs w:val="21"/>
         </w:rPr>
-        <w:t xml:space="preserve">140</w:t>
+        <w:t xml:space="preserve">141</w:t>
       </w:r>
     </w:p>
     <w:p>
@@ -567,7 +567,7 @@
           <w:sz w:val="21"/>
           <w:szCs w:val="21"/>
         </w:rPr>
-        <w:t xml:space="preserve">151</w:t>
+        <w:t xml:space="preserve">152</w:t>
       </w:r>
     </w:p>
     <w:p>
@@ -601,7 +601,7 @@
           <w:sz w:val="21"/>
           <w:szCs w:val="21"/>
         </w:rPr>
-        <w:t xml:space="preserve">151</w:t>
+        <w:t xml:space="preserve">152</w:t>
       </w:r>
     </w:p>
     <w:p>
@@ -635,7 +635,7 @@
           <w:sz w:val="21"/>
           <w:szCs w:val="21"/>
         </w:rPr>
-        <w:t xml:space="preserve">151</w:t>
+        <w:t xml:space="preserve">152</w:t>
       </w:r>
     </w:p>
     <w:p>
@@ -669,7 +669,7 @@
           <w:sz w:val="21"/>
           <w:szCs w:val="21"/>
         </w:rPr>
-        <w:t xml:space="preserve">154</w:t>
+        <w:t xml:space="preserve">155</w:t>
       </w:r>
     </w:p>
     <w:p>
@@ -703,7 +703,7 @@
           <w:sz w:val="21"/>
           <w:szCs w:val="21"/>
         </w:rPr>
-        <w:t xml:space="preserve">159</w:t>
+        <w:t xml:space="preserve">160</w:t>
       </w:r>
     </w:p>
     <w:p>
@@ -737,7 +737,7 @@
           <w:sz w:val="21"/>
           <w:szCs w:val="21"/>
         </w:rPr>
-        <w:t xml:space="preserve">165</w:t>
+        <w:t xml:space="preserve">166</w:t>
       </w:r>
     </w:p>
     <w:p>
@@ -771,7 +771,7 @@
           <w:sz w:val="21"/>
           <w:szCs w:val="21"/>
         </w:rPr>
-        <w:t xml:space="preserve">171</w:t>
+        <w:t xml:space="preserve">172</w:t>
       </w:r>
     </w:p>
     <w:p>
@@ -805,7 +805,7 @@
           <w:sz w:val="21"/>
           <w:szCs w:val="21"/>
         </w:rPr>
-        <w:t xml:space="preserve">178</w:t>
+        <w:t xml:space="preserve">179</w:t>
       </w:r>
     </w:p>
     <w:p>
@@ -839,7 +839,7 @@
           <w:sz w:val="21"/>
           <w:szCs w:val="21"/>
         </w:rPr>
-        <w:t xml:space="preserve">182</w:t>
+        <w:t xml:space="preserve">183</w:t>
       </w:r>
     </w:p>
     <w:p>
@@ -873,7 +873,7 @@
           <w:sz w:val="21"/>
           <w:szCs w:val="21"/>
         </w:rPr>
-        <w:t xml:space="preserve">199</w:t>
+        <w:t xml:space="preserve">200</w:t>
       </w:r>
     </w:p>
     <w:p>
@@ -907,7 +907,7 @@
           <w:sz w:val="21"/>
           <w:szCs w:val="21"/>
         </w:rPr>
-        <w:t xml:space="preserve">202</w:t>
+        <w:t xml:space="preserve">203</w:t>
       </w:r>
     </w:p>
     <w:p>
@@ -941,7 +941,7 @@
           <w:sz w:val="21"/>
           <w:szCs w:val="21"/>
         </w:rPr>
-        <w:t xml:space="preserve">214</w:t>
+        <w:t xml:space="preserve">215</w:t>
       </w:r>
     </w:p>
     <w:p>
@@ -975,7 +975,7 @@
           <w:sz w:val="21"/>
           <w:szCs w:val="21"/>
         </w:rPr>
-        <w:t xml:space="preserve">232</w:t>
+        <w:t xml:space="preserve">233</w:t>
       </w:r>
     </w:p>
     <w:p>
@@ -1009,7 +1009,7 @@
           <w:sz w:val="21"/>
           <w:szCs w:val="21"/>
         </w:rPr>
-        <w:t xml:space="preserve">256</w:t>
+        <w:t xml:space="preserve">257</w:t>
       </w:r>
     </w:p>
     <w:p>
@@ -1043,7 +1043,7 @@
           <w:sz w:val="21"/>
           <w:szCs w:val="21"/>
         </w:rPr>
-        <w:t xml:space="preserve">262</w:t>
+        <w:t xml:space="preserve">263</w:t>
       </w:r>
     </w:p>
     <w:p>
@@ -1077,7 +1077,7 @@
           <w:sz w:val="21"/>
           <w:szCs w:val="21"/>
         </w:rPr>
-        <w:t xml:space="preserve">272</w:t>
+        <w:t xml:space="preserve">273</w:t>
       </w:r>
     </w:p>
     <w:p>
@@ -1111,7 +1111,7 @@
           <w:sz w:val="21"/>
           <w:szCs w:val="21"/>
         </w:rPr>
-        <w:t xml:space="preserve">280</w:t>
+        <w:t xml:space="preserve">281</w:t>
       </w:r>
     </w:p>
     <w:p>
@@ -1145,7 +1145,7 @@
           <w:sz w:val="21"/>
           <w:szCs w:val="21"/>
         </w:rPr>
-        <w:t xml:space="preserve">292</w:t>
+        <w:t xml:space="preserve">293</w:t>
       </w:r>
     </w:p>
     <w:sectPr>

--- a/高中数学/高中数学同步/人教B版选必1·册目录页.docx
+++ b/高中数学/高中数学同步/人教B版选必1·册目录页.docx
@@ -99,7 +99,6 @@
         </w:tabs>
         <w:spacing w:before="0" w:after="0" w:line="288" w:lineRule="auto"/>
         <w:jc w:val="left"/>
-        <w:ind w:left="420"/>
       </w:pPr>
       <w:r>
         <w:rPr>
@@ -133,7 +132,6 @@
         </w:tabs>
         <w:spacing w:before="0" w:after="0" w:line="288" w:lineRule="auto"/>
         <w:jc w:val="left"/>
-        <w:ind w:left="420"/>
       </w:pPr>
       <w:r>
         <w:rPr>
@@ -167,7 +165,6 @@
         </w:tabs>
         <w:spacing w:before="0" w:after="0" w:line="288" w:lineRule="auto"/>
         <w:jc w:val="left"/>
-        <w:ind w:left="420"/>
       </w:pPr>
       <w:r>
         <w:rPr>
@@ -201,7 +198,6 @@
         </w:tabs>
         <w:spacing w:before="0" w:after="0" w:line="288" w:lineRule="auto"/>
         <w:jc w:val="left"/>
-        <w:ind w:left="840"/>
       </w:pPr>
       <w:r>
         <w:rPr>
@@ -235,7 +231,6 @@
         </w:tabs>
         <w:spacing w:before="0" w:after="0" w:line="288" w:lineRule="auto"/>
         <w:jc w:val="left"/>
-        <w:ind w:left="840"/>
       </w:pPr>
       <w:r>
         <w:rPr>
@@ -269,7 +264,6 @@
         </w:tabs>
         <w:spacing w:before="0" w:after="0" w:line="288" w:lineRule="auto"/>
         <w:jc w:val="left"/>
-        <w:ind w:left="840"/>
       </w:pPr>
       <w:r>
         <w:rPr>
@@ -303,7 +297,6 @@
         </w:tabs>
         <w:spacing w:before="0" w:after="0" w:line="288" w:lineRule="auto"/>
         <w:jc w:val="left"/>
-        <w:ind w:left="840"/>
       </w:pPr>
       <w:r>
         <w:rPr>
@@ -337,7 +330,6 @@
         </w:tabs>
         <w:spacing w:before="0" w:after="0" w:line="288" w:lineRule="auto"/>
         <w:jc w:val="left"/>
-        <w:ind w:left="840"/>
       </w:pPr>
       <w:r>
         <w:rPr>
@@ -371,7 +363,6 @@
         </w:tabs>
         <w:spacing w:before="0" w:after="0" w:line="288" w:lineRule="auto"/>
         <w:jc w:val="left"/>
-        <w:ind w:left="840"/>
       </w:pPr>
       <w:r>
         <w:rPr>
@@ -405,7 +396,6 @@
         </w:tabs>
         <w:spacing w:before="0" w:after="0" w:line="288" w:lineRule="auto"/>
         <w:jc w:val="left"/>
-        <w:ind w:left="840"/>
       </w:pPr>
       <w:r>
         <w:rPr>
@@ -439,7 +429,6 @@
         </w:tabs>
         <w:spacing w:before="0" w:after="0" w:line="288" w:lineRule="auto"/>
         <w:jc w:val="left"/>
-        <w:ind w:left="840"/>
       </w:pPr>
       <w:r>
         <w:rPr>
@@ -509,7 +498,6 @@
         </w:tabs>
         <w:spacing w:before="0" w:after="0" w:line="288" w:lineRule="auto"/>
         <w:jc w:val="left"/>
-        <w:ind w:left="420"/>
       </w:pPr>
       <w:r>
         <w:rPr>
@@ -543,7 +531,6 @@
         </w:tabs>
         <w:spacing w:before="0" w:after="0" w:line="288" w:lineRule="auto"/>
         <w:jc w:val="left"/>
-        <w:ind w:left="420"/>
       </w:pPr>
       <w:r>
         <w:rPr>
@@ -577,7 +564,6 @@
         </w:tabs>
         <w:spacing w:before="0" w:after="0" w:line="288" w:lineRule="auto"/>
         <w:jc w:val="left"/>
-        <w:ind w:left="840"/>
       </w:pPr>
       <w:r>
         <w:rPr>
@@ -611,7 +597,6 @@
         </w:tabs>
         <w:spacing w:before="0" w:after="0" w:line="288" w:lineRule="auto"/>
         <w:jc w:val="left"/>
-        <w:ind w:left="840"/>
       </w:pPr>
       <w:r>
         <w:rPr>
@@ -645,7 +630,6 @@
         </w:tabs>
         <w:spacing w:before="0" w:after="0" w:line="288" w:lineRule="auto"/>
         <w:jc w:val="left"/>
-        <w:ind w:left="840"/>
       </w:pPr>
       <w:r>
         <w:rPr>
@@ -679,7 +663,6 @@
         </w:tabs>
         <w:spacing w:before="0" w:after="0" w:line="288" w:lineRule="auto"/>
         <w:jc w:val="left"/>
-        <w:ind w:left="840"/>
       </w:pPr>
       <w:r>
         <w:rPr>
@@ -713,7 +696,6 @@
         </w:tabs>
         <w:spacing w:before="0" w:after="0" w:line="288" w:lineRule="auto"/>
         <w:jc w:val="left"/>
-        <w:ind w:left="840"/>
       </w:pPr>
       <w:r>
         <w:rPr>
@@ -747,7 +729,6 @@
         </w:tabs>
         <w:spacing w:before="0" w:after="0" w:line="288" w:lineRule="auto"/>
         <w:jc w:val="left"/>
-        <w:ind w:left="840"/>
       </w:pPr>
       <w:r>
         <w:rPr>
@@ -781,7 +762,6 @@
         </w:tabs>
         <w:spacing w:before="0" w:after="0" w:line="288" w:lineRule="auto"/>
         <w:jc w:val="left"/>
-        <w:ind w:left="840"/>
       </w:pPr>
       <w:r>
         <w:rPr>
@@ -815,7 +795,6 @@
         </w:tabs>
         <w:spacing w:before="0" w:after="0" w:line="288" w:lineRule="auto"/>
         <w:jc w:val="left"/>
-        <w:ind w:left="840"/>
       </w:pPr>
       <w:r>
         <w:rPr>
@@ -849,7 +828,6 @@
         </w:tabs>
         <w:spacing w:before="0" w:after="0" w:line="288" w:lineRule="auto"/>
         <w:jc w:val="left"/>
-        <w:ind w:left="840"/>
       </w:pPr>
       <w:r>
         <w:rPr>
@@ -883,7 +861,6 @@
         </w:tabs>
         <w:spacing w:before="0" w:after="0" w:line="288" w:lineRule="auto"/>
         <w:jc w:val="left"/>
-        <w:ind w:left="840"/>
       </w:pPr>
       <w:r>
         <w:rPr>
@@ -917,7 +894,6 @@
         </w:tabs>
         <w:spacing w:before="0" w:after="0" w:line="288" w:lineRule="auto"/>
         <w:jc w:val="left"/>
-        <w:ind w:left="840"/>
       </w:pPr>
       <w:r>
         <w:rPr>
@@ -951,7 +927,6 @@
         </w:tabs>
         <w:spacing w:before="0" w:after="0" w:line="288" w:lineRule="auto"/>
         <w:jc w:val="left"/>
-        <w:ind w:left="840"/>
       </w:pPr>
       <w:r>
         <w:rPr>
@@ -985,7 +960,6 @@
         </w:tabs>
         <w:spacing w:before="0" w:after="0" w:line="288" w:lineRule="auto"/>
         <w:jc w:val="left"/>
-        <w:ind w:left="840"/>
       </w:pPr>
       <w:r>
         <w:rPr>
@@ -1019,7 +993,6 @@
         </w:tabs>
         <w:spacing w:before="0" w:after="0" w:line="288" w:lineRule="auto"/>
         <w:jc w:val="left"/>
-        <w:ind w:left="840"/>
       </w:pPr>
       <w:r>
         <w:rPr>
@@ -1053,7 +1026,6 @@
         </w:tabs>
         <w:spacing w:before="0" w:after="0" w:line="288" w:lineRule="auto"/>
         <w:jc w:val="left"/>
-        <w:ind w:left="840"/>
       </w:pPr>
       <w:r>
         <w:rPr>
@@ -1087,7 +1059,6 @@
         </w:tabs>
         <w:spacing w:before="0" w:after="0" w:line="288" w:lineRule="auto"/>
         <w:jc w:val="left"/>
-        <w:ind w:left="840"/>
       </w:pPr>
       <w:r>
         <w:rPr>
@@ -1121,7 +1092,6 @@
         </w:tabs>
         <w:spacing w:before="0" w:after="0" w:line="288" w:lineRule="auto"/>
         <w:jc w:val="left"/>
-        <w:ind w:left="840"/>
       </w:pPr>
       <w:r>
         <w:rPr>

--- a/高中数学/高中数学同步/人教B版选必1·册目录页.docx
+++ b/高中数学/高中数学同步/人教B版选必1·册目录页.docx
@@ -155,7 +155,7 @@
           <w:sz w:val="21"/>
           <w:szCs w:val="21"/>
         </w:rPr>
-        <w:t xml:space="preserve">16</w:t>
+        <w:t xml:space="preserve">17</w:t>
       </w:r>
     </w:p>
     <w:p>
@@ -188,7 +188,7 @@
           <w:sz w:val="21"/>
           <w:szCs w:val="21"/>
         </w:rPr>
-        <w:t xml:space="preserve">22</w:t>
+        <w:t xml:space="preserve">23</w:t>
       </w:r>
     </w:p>
     <w:p>
@@ -221,7 +221,7 @@
           <w:sz w:val="21"/>
           <w:szCs w:val="21"/>
         </w:rPr>
-        <w:t xml:space="preserve">22</w:t>
+        <w:t xml:space="preserve">23</w:t>
       </w:r>
     </w:p>
     <w:p>
@@ -254,7 +254,7 @@
           <w:sz w:val="21"/>
           <w:szCs w:val="21"/>
         </w:rPr>
-        <w:t xml:space="preserve">26</w:t>
+        <w:t xml:space="preserve">27</w:t>
       </w:r>
     </w:p>
     <w:p>
@@ -287,7 +287,7 @@
           <w:sz w:val="21"/>
           <w:szCs w:val="21"/>
         </w:rPr>
-        <w:t xml:space="preserve">29</w:t>
+        <w:t xml:space="preserve">30</w:t>
       </w:r>
     </w:p>
     <w:p>
@@ -320,7 +320,7 @@
           <w:sz w:val="21"/>
           <w:szCs w:val="21"/>
         </w:rPr>
-        <w:t xml:space="preserve">33</w:t>
+        <w:t xml:space="preserve">34</w:t>
       </w:r>
     </w:p>
     <w:p>
@@ -353,7 +353,7 @@
           <w:sz w:val="21"/>
           <w:szCs w:val="21"/>
         </w:rPr>
-        <w:t xml:space="preserve">39</w:t>
+        <w:t xml:space="preserve">41</w:t>
       </w:r>
     </w:p>
     <w:p>
@@ -386,7 +386,7 @@
           <w:sz w:val="21"/>
           <w:szCs w:val="21"/>
         </w:rPr>
-        <w:t xml:space="preserve">45</w:t>
+        <w:t xml:space="preserve">47</w:t>
       </w:r>
     </w:p>
     <w:p>
@@ -419,7 +419,7 @@
           <w:sz w:val="21"/>
           <w:szCs w:val="21"/>
         </w:rPr>
-        <w:t xml:space="preserve">54</w:t>
+        <w:t xml:space="preserve">56</w:t>
       </w:r>
     </w:p>
     <w:p>
@@ -452,7 +452,7 @@
           <w:sz w:val="21"/>
           <w:szCs w:val="21"/>
         </w:rPr>
-        <w:t xml:space="preserve">79</w:t>
+        <w:t xml:space="preserve">81</w:t>
       </w:r>
     </w:p>
     <w:p>
@@ -488,7 +488,40 @@
           <w:sz w:val="21"/>
           <w:szCs w:val="21"/>
         </w:rPr>
-        <w:t xml:space="preserve">141</w:t>
+        <w:t xml:space="preserve">144</w:t>
+      </w:r>
+    </w:p>
+    <w:p>
+      <w:pPr>
+        <w:tabs>
+          <w:tab w:val="right" w:leader="dot" w:pos="10206"/>
+        </w:tabs>
+        <w:spacing w:before="0" w:after="0" w:line="288" w:lineRule="auto"/>
+        <w:jc w:val="left"/>
+      </w:pPr>
+      <w:r>
+        <w:rPr>
+          <w:rFonts w:ascii="Times New Roman" w:hAnsi="Times New Roman" w:eastAsia="宋体" w:cs="Times New Roman"/>
+          <w:sz w:val="21"/>
+          <w:szCs w:val="21"/>
+        </w:rPr>
+        <w:t xml:space="preserve">衔接件（13题）</w:t>
+      </w:r>
+      <w:r>
+        <w:rPr>
+          <w:rFonts w:ascii="Times New Roman" w:hAnsi="Times New Roman" w:eastAsia="宋体" w:cs="Times New Roman"/>
+          <w:sz w:val="21"/>
+          <w:szCs w:val="21"/>
+        </w:rPr>
+        <w:tab/>
+      </w:r>
+      <w:r>
+        <w:rPr>
+          <w:rFonts w:ascii="Times New Roman" w:hAnsi="Times New Roman" w:eastAsia="宋体" w:cs="Times New Roman"/>
+          <w:sz w:val="21"/>
+          <w:szCs w:val="21"/>
+        </w:rPr>
+        <w:t xml:space="preserve">144</w:t>
       </w:r>
     </w:p>
     <w:p>
@@ -521,7 +554,7 @@
           <w:sz w:val="21"/>
           <w:szCs w:val="21"/>
         </w:rPr>
-        <w:t xml:space="preserve">141</w:t>
+        <w:t xml:space="preserve">148</w:t>
       </w:r>
     </w:p>
     <w:p>
@@ -554,7 +587,7 @@
           <w:sz w:val="21"/>
           <w:szCs w:val="21"/>
         </w:rPr>
-        <w:t xml:space="preserve">152</w:t>
+        <w:t xml:space="preserve">159</w:t>
       </w:r>
     </w:p>
     <w:p>
@@ -587,7 +620,7 @@
           <w:sz w:val="21"/>
           <w:szCs w:val="21"/>
         </w:rPr>
-        <w:t xml:space="preserve">152</w:t>
+        <w:t xml:space="preserve">159</w:t>
       </w:r>
     </w:p>
     <w:p>
@@ -620,7 +653,7 @@
           <w:sz w:val="21"/>
           <w:szCs w:val="21"/>
         </w:rPr>
-        <w:t xml:space="preserve">152</w:t>
+        <w:t xml:space="preserve">159</w:t>
       </w:r>
     </w:p>
     <w:p>
@@ -653,7 +686,7 @@
           <w:sz w:val="21"/>
           <w:szCs w:val="21"/>
         </w:rPr>
-        <w:t xml:space="preserve">155</w:t>
+        <w:t xml:space="preserve">162</w:t>
       </w:r>
     </w:p>
     <w:p>
@@ -686,7 +719,7 @@
           <w:sz w:val="21"/>
           <w:szCs w:val="21"/>
         </w:rPr>
-        <w:t xml:space="preserve">160</w:t>
+        <w:t xml:space="preserve">167</w:t>
       </w:r>
     </w:p>
     <w:p>
@@ -719,7 +752,7 @@
           <w:sz w:val="21"/>
           <w:szCs w:val="21"/>
         </w:rPr>
-        <w:t xml:space="preserve">166</w:t>
+        <w:t xml:space="preserve">173</w:t>
       </w:r>
     </w:p>
     <w:p>
@@ -752,7 +785,7 @@
           <w:sz w:val="21"/>
           <w:szCs w:val="21"/>
         </w:rPr>
-        <w:t xml:space="preserve">172</w:t>
+        <w:t xml:space="preserve">179</w:t>
       </w:r>
     </w:p>
     <w:p>
@@ -785,7 +818,7 @@
           <w:sz w:val="21"/>
           <w:szCs w:val="21"/>
         </w:rPr>
-        <w:t xml:space="preserve">179</w:t>
+        <w:t xml:space="preserve">187</w:t>
       </w:r>
     </w:p>
     <w:p>
@@ -818,7 +851,7 @@
           <w:sz w:val="21"/>
           <w:szCs w:val="21"/>
         </w:rPr>
-        <w:t xml:space="preserve">183</w:t>
+        <w:t xml:space="preserve">190</w:t>
       </w:r>
     </w:p>
     <w:p>
@@ -851,7 +884,7 @@
           <w:sz w:val="21"/>
           <w:szCs w:val="21"/>
         </w:rPr>
-        <w:t xml:space="preserve">200</w:t>
+        <w:t xml:space="preserve">207</w:t>
       </w:r>
     </w:p>
     <w:p>
@@ -884,7 +917,7 @@
           <w:sz w:val="21"/>
           <w:szCs w:val="21"/>
         </w:rPr>
-        <w:t xml:space="preserve">203</w:t>
+        <w:t xml:space="preserve">211</w:t>
       </w:r>
     </w:p>
     <w:p>
@@ -917,7 +950,7 @@
           <w:sz w:val="21"/>
           <w:szCs w:val="21"/>
         </w:rPr>
-        <w:t xml:space="preserve">215</w:t>
+        <w:t xml:space="preserve">222</w:t>
       </w:r>
     </w:p>
     <w:p>
@@ -950,7 +983,7 @@
           <w:sz w:val="21"/>
           <w:szCs w:val="21"/>
         </w:rPr>
-        <w:t xml:space="preserve">233</w:t>
+        <w:t xml:space="preserve">240</w:t>
       </w:r>
     </w:p>
     <w:p>
@@ -983,7 +1016,7 @@
           <w:sz w:val="21"/>
           <w:szCs w:val="21"/>
         </w:rPr>
-        <w:t xml:space="preserve">257</w:t>
+        <w:t xml:space="preserve">264</w:t>
       </w:r>
     </w:p>
     <w:p>
@@ -1016,7 +1049,7 @@
           <w:sz w:val="21"/>
           <w:szCs w:val="21"/>
         </w:rPr>
-        <w:t xml:space="preserve">263</w:t>
+        <w:t xml:space="preserve">271</w:t>
       </w:r>
     </w:p>
     <w:p>
@@ -1049,7 +1082,7 @@
           <w:sz w:val="21"/>
           <w:szCs w:val="21"/>
         </w:rPr>
-        <w:t xml:space="preserve">273</w:t>
+        <w:t xml:space="preserve">280</w:t>
       </w:r>
     </w:p>
     <w:p>
@@ -1082,7 +1115,7 @@
           <w:sz w:val="21"/>
           <w:szCs w:val="21"/>
         </w:rPr>
-        <w:t xml:space="preserve">281</w:t>
+        <w:t xml:space="preserve">288</w:t>
       </w:r>
     </w:p>
     <w:p>
@@ -1115,7 +1148,7 @@
           <w:sz w:val="21"/>
           <w:szCs w:val="21"/>
         </w:rPr>
-        <w:t xml:space="preserve">293</w:t>
+        <w:t xml:space="preserve">301</w:t>
       </w:r>
     </w:p>
     <w:sectPr>

--- a/高中数学/高中数学同步/人教B版选必1·册目录页.docx
+++ b/高中数学/高中数学同步/人教B版选必1·册目录页.docx
@@ -98,6 +98,7 @@
           <w:tab w:val="right" w:leader="dot" w:pos="10206"/>
         </w:tabs>
         <w:spacing w:before="0" w:after="0" w:line="288" w:lineRule="auto"/>
+        <w:ind w:left="420"/>
         <w:jc w:val="left"/>
       </w:pPr>
       <w:r>
@@ -131,6 +132,7 @@
           <w:tab w:val="right" w:leader="dot" w:pos="10206"/>
         </w:tabs>
         <w:spacing w:before="0" w:after="0" w:line="288" w:lineRule="auto"/>
+        <w:ind w:left="420"/>
         <w:jc w:val="left"/>
       </w:pPr>
       <w:r>
@@ -164,6 +166,7 @@
           <w:tab w:val="right" w:leader="dot" w:pos="10206"/>
         </w:tabs>
         <w:spacing w:before="0" w:after="0" w:line="288" w:lineRule="auto"/>
+        <w:ind w:left="420"/>
         <w:jc w:val="left"/>
       </w:pPr>
       <w:r>
@@ -197,6 +200,7 @@
           <w:tab w:val="right" w:leader="dot" w:pos="10206"/>
         </w:tabs>
         <w:spacing w:before="0" w:after="0" w:line="288" w:lineRule="auto"/>
+        <w:ind w:left="840"/>
         <w:jc w:val="left"/>
       </w:pPr>
       <w:r>
@@ -230,6 +234,7 @@
           <w:tab w:val="right" w:leader="dot" w:pos="10206"/>
         </w:tabs>
         <w:spacing w:before="0" w:after="0" w:line="288" w:lineRule="auto"/>
+        <w:ind w:left="840"/>
         <w:jc w:val="left"/>
       </w:pPr>
       <w:r>
@@ -263,6 +268,7 @@
           <w:tab w:val="right" w:leader="dot" w:pos="10206"/>
         </w:tabs>
         <w:spacing w:before="0" w:after="0" w:line="288" w:lineRule="auto"/>
+        <w:ind w:left="840"/>
         <w:jc w:val="left"/>
       </w:pPr>
       <w:r>
@@ -296,6 +302,7 @@
           <w:tab w:val="right" w:leader="dot" w:pos="10206"/>
         </w:tabs>
         <w:spacing w:before="0" w:after="0" w:line="288" w:lineRule="auto"/>
+        <w:ind w:left="840"/>
         <w:jc w:val="left"/>
       </w:pPr>
       <w:r>
@@ -329,6 +336,7 @@
           <w:tab w:val="right" w:leader="dot" w:pos="10206"/>
         </w:tabs>
         <w:spacing w:before="0" w:after="0" w:line="288" w:lineRule="auto"/>
+        <w:ind w:left="840"/>
         <w:jc w:val="left"/>
       </w:pPr>
       <w:r>
@@ -362,6 +370,7 @@
           <w:tab w:val="right" w:leader="dot" w:pos="10206"/>
         </w:tabs>
         <w:spacing w:before="0" w:after="0" w:line="288" w:lineRule="auto"/>
+        <w:ind w:left="840"/>
         <w:jc w:val="left"/>
       </w:pPr>
       <w:r>
@@ -395,6 +404,7 @@
           <w:tab w:val="right" w:leader="dot" w:pos="10206"/>
         </w:tabs>
         <w:spacing w:before="0" w:after="0" w:line="288" w:lineRule="auto"/>
+        <w:ind w:left="840"/>
         <w:jc w:val="left"/>
       </w:pPr>
       <w:r>
@@ -428,6 +438,7 @@
           <w:tab w:val="right" w:leader="dot" w:pos="10206"/>
         </w:tabs>
         <w:spacing w:before="0" w:after="0" w:line="288" w:lineRule="auto"/>
+        <w:ind w:left="840"/>
         <w:jc w:val="left"/>
       </w:pPr>
       <w:r>
@@ -497,6 +508,7 @@
           <w:tab w:val="right" w:leader="dot" w:pos="10206"/>
         </w:tabs>
         <w:spacing w:before="0" w:after="0" w:line="288" w:lineRule="auto"/>
+        <w:ind w:left="420"/>
         <w:jc w:val="left"/>
       </w:pPr>
       <w:r>
@@ -530,6 +542,7 @@
           <w:tab w:val="right" w:leader="dot" w:pos="10206"/>
         </w:tabs>
         <w:spacing w:before="0" w:after="0" w:line="288" w:lineRule="auto"/>
+        <w:ind w:left="420"/>
         <w:jc w:val="left"/>
       </w:pPr>
       <w:r>
@@ -563,6 +576,7 @@
           <w:tab w:val="right" w:leader="dot" w:pos="10206"/>
         </w:tabs>
         <w:spacing w:before="0" w:after="0" w:line="288" w:lineRule="auto"/>
+        <w:ind w:left="420"/>
         <w:jc w:val="left"/>
       </w:pPr>
       <w:r>
@@ -596,6 +610,7 @@
           <w:tab w:val="right" w:leader="dot" w:pos="10206"/>
         </w:tabs>
         <w:spacing w:before="0" w:after="0" w:line="288" w:lineRule="auto"/>
+        <w:ind w:left="840"/>
         <w:jc w:val="left"/>
       </w:pPr>
       <w:r>
@@ -629,6 +644,7 @@
           <w:tab w:val="right" w:leader="dot" w:pos="10206"/>
         </w:tabs>
         <w:spacing w:before="0" w:after="0" w:line="288" w:lineRule="auto"/>
+        <w:ind w:left="840"/>
         <w:jc w:val="left"/>
       </w:pPr>
       <w:r>
@@ -662,6 +678,7 @@
           <w:tab w:val="right" w:leader="dot" w:pos="10206"/>
         </w:tabs>
         <w:spacing w:before="0" w:after="0" w:line="288" w:lineRule="auto"/>
+        <w:ind w:left="840"/>
         <w:jc w:val="left"/>
       </w:pPr>
       <w:r>
@@ -695,6 +712,7 @@
           <w:tab w:val="right" w:leader="dot" w:pos="10206"/>
         </w:tabs>
         <w:spacing w:before="0" w:after="0" w:line="288" w:lineRule="auto"/>
+        <w:ind w:left="840"/>
         <w:jc w:val="left"/>
       </w:pPr>
       <w:r>
@@ -728,6 +746,7 @@
           <w:tab w:val="right" w:leader="dot" w:pos="10206"/>
         </w:tabs>
         <w:spacing w:before="0" w:after="0" w:line="288" w:lineRule="auto"/>
+        <w:ind w:left="840"/>
         <w:jc w:val="left"/>
       </w:pPr>
       <w:r>
@@ -761,6 +780,7 @@
           <w:tab w:val="right" w:leader="dot" w:pos="10206"/>
         </w:tabs>
         <w:spacing w:before="0" w:after="0" w:line="288" w:lineRule="auto"/>
+        <w:ind w:left="840"/>
         <w:jc w:val="left"/>
       </w:pPr>
       <w:r>
@@ -794,6 +814,7 @@
           <w:tab w:val="right" w:leader="dot" w:pos="10206"/>
         </w:tabs>
         <w:spacing w:before="0" w:after="0" w:line="288" w:lineRule="auto"/>
+        <w:ind w:left="840"/>
         <w:jc w:val="left"/>
       </w:pPr>
       <w:r>
@@ -827,6 +848,7 @@
           <w:tab w:val="right" w:leader="dot" w:pos="10206"/>
         </w:tabs>
         <w:spacing w:before="0" w:after="0" w:line="288" w:lineRule="auto"/>
+        <w:ind w:left="840"/>
         <w:jc w:val="left"/>
       </w:pPr>
       <w:r>
@@ -860,6 +882,7 @@
           <w:tab w:val="right" w:leader="dot" w:pos="10206"/>
         </w:tabs>
         <w:spacing w:before="0" w:after="0" w:line="288" w:lineRule="auto"/>
+        <w:ind w:left="840"/>
         <w:jc w:val="left"/>
       </w:pPr>
       <w:r>
@@ -893,6 +916,7 @@
           <w:tab w:val="right" w:leader="dot" w:pos="10206"/>
         </w:tabs>
         <w:spacing w:before="0" w:after="0" w:line="288" w:lineRule="auto"/>
+        <w:ind w:left="840"/>
         <w:jc w:val="left"/>
       </w:pPr>
       <w:r>
@@ -926,6 +950,7 @@
           <w:tab w:val="right" w:leader="dot" w:pos="10206"/>
         </w:tabs>
         <w:spacing w:before="0" w:after="0" w:line="288" w:lineRule="auto"/>
+        <w:ind w:left="840"/>
         <w:jc w:val="left"/>
       </w:pPr>
       <w:r>
@@ -959,6 +984,7 @@
           <w:tab w:val="right" w:leader="dot" w:pos="10206"/>
         </w:tabs>
         <w:spacing w:before="0" w:after="0" w:line="288" w:lineRule="auto"/>
+        <w:ind w:left="840"/>
         <w:jc w:val="left"/>
       </w:pPr>
       <w:r>
@@ -992,6 +1018,7 @@
           <w:tab w:val="right" w:leader="dot" w:pos="10206"/>
         </w:tabs>
         <w:spacing w:before="0" w:after="0" w:line="288" w:lineRule="auto"/>
+        <w:ind w:left="840"/>
         <w:jc w:val="left"/>
       </w:pPr>
       <w:r>
@@ -1025,6 +1052,7 @@
           <w:tab w:val="right" w:leader="dot" w:pos="10206"/>
         </w:tabs>
         <w:spacing w:before="0" w:after="0" w:line="288" w:lineRule="auto"/>
+        <w:ind w:left="840"/>
         <w:jc w:val="left"/>
       </w:pPr>
       <w:r>
@@ -1058,6 +1086,7 @@
           <w:tab w:val="right" w:leader="dot" w:pos="10206"/>
         </w:tabs>
         <w:spacing w:before="0" w:after="0" w:line="288" w:lineRule="auto"/>
+        <w:ind w:left="840"/>
         <w:jc w:val="left"/>
       </w:pPr>
       <w:r>
@@ -1091,6 +1120,7 @@
           <w:tab w:val="right" w:leader="dot" w:pos="10206"/>
         </w:tabs>
         <w:spacing w:before="0" w:after="0" w:line="288" w:lineRule="auto"/>
+        <w:ind w:left="840"/>
         <w:jc w:val="left"/>
       </w:pPr>
       <w:r>
@@ -1124,6 +1154,7 @@
           <w:tab w:val="right" w:leader="dot" w:pos="10206"/>
         </w:tabs>
         <w:spacing w:before="0" w:after="0" w:line="288" w:lineRule="auto"/>
+        <w:ind w:left="840"/>
         <w:jc w:val="left"/>
       </w:pPr>
       <w:r>

--- a/高中数学/高中数学同步/人教B版选必1·册目录页.docx
+++ b/高中数学/高中数学同步/人教B版选必1·册目录页.docx
@@ -141,7 +141,7 @@
           <w:sz w:val="21"/>
           <w:szCs w:val="21"/>
         </w:rPr>
-        <w:t xml:space="preserve">知识清单（完成）</w:t>
+        <w:t xml:space="preserve">知识清单（47条·完成）</w:t>
       </w:r>
       <w:r>
         <w:rPr>
@@ -157,7 +157,7 @@
           <w:sz w:val="21"/>
           <w:szCs w:val="21"/>
         </w:rPr>
-        <w:t xml:space="preserve">17</w:t>
+        <w:t xml:space="preserve">21</w:t>
       </w:r>
     </w:p>
     <w:p>
@@ -191,7 +191,7 @@
           <w:sz w:val="21"/>
           <w:szCs w:val="21"/>
         </w:rPr>
-        <w:t xml:space="preserve">23</w:t>
+        <w:t xml:space="preserve">37</w:t>
       </w:r>
     </w:p>
     <w:p>
@@ -225,7 +225,7 @@
           <w:sz w:val="21"/>
           <w:szCs w:val="21"/>
         </w:rPr>
-        <w:t xml:space="preserve">23</w:t>
+        <w:t xml:space="preserve">37</w:t>
       </w:r>
     </w:p>
     <w:p>
@@ -259,7 +259,7 @@
           <w:sz w:val="21"/>
           <w:szCs w:val="21"/>
         </w:rPr>
-        <w:t xml:space="preserve">27</w:t>
+        <w:t xml:space="preserve">42</w:t>
       </w:r>
     </w:p>
     <w:p>
@@ -293,7 +293,7 @@
           <w:sz w:val="21"/>
           <w:szCs w:val="21"/>
         </w:rPr>
-        <w:t xml:space="preserve">30</w:t>
+        <w:t xml:space="preserve">47</w:t>
       </w:r>
     </w:p>
     <w:p>
@@ -327,7 +327,7 @@
           <w:sz w:val="21"/>
           <w:szCs w:val="21"/>
         </w:rPr>
-        <w:t xml:space="preserve">34</w:t>
+        <w:t xml:space="preserve">52</w:t>
       </w:r>
     </w:p>
     <w:p>
@@ -361,7 +361,7 @@
           <w:sz w:val="21"/>
           <w:szCs w:val="21"/>
         </w:rPr>
-        <w:t xml:space="preserve">41</w:t>
+        <w:t xml:space="preserve">60</w:t>
       </w:r>
     </w:p>
     <w:p>
@@ -395,7 +395,7 @@
           <w:sz w:val="21"/>
           <w:szCs w:val="21"/>
         </w:rPr>
-        <w:t xml:space="preserve">47</w:t>
+        <w:t xml:space="preserve">68</w:t>
       </w:r>
     </w:p>
     <w:p>
@@ -429,7 +429,7 @@
           <w:sz w:val="21"/>
           <w:szCs w:val="21"/>
         </w:rPr>
-        <w:t xml:space="preserve">56</w:t>
+        <w:t xml:space="preserve">81</w:t>
       </w:r>
     </w:p>
     <w:p>
@@ -463,7 +463,7 @@
           <w:sz w:val="21"/>
           <w:szCs w:val="21"/>
         </w:rPr>
-        <w:t xml:space="preserve">81</w:t>
+        <w:t xml:space="preserve">116</w:t>
       </w:r>
     </w:p>
     <w:p>
@@ -499,7 +499,7 @@
           <w:sz w:val="21"/>
           <w:szCs w:val="21"/>
         </w:rPr>
-        <w:t xml:space="preserve">144</w:t>
+        <w:t xml:space="preserve">192</w:t>
       </w:r>
     </w:p>
     <w:p>
@@ -533,7 +533,7 @@
           <w:sz w:val="21"/>
           <w:szCs w:val="21"/>
         </w:rPr>
-        <w:t xml:space="preserve">144</w:t>
+        <w:t xml:space="preserve">192</w:t>
       </w:r>
     </w:p>
     <w:p>
@@ -551,7 +551,7 @@
           <w:sz w:val="21"/>
           <w:szCs w:val="21"/>
         </w:rPr>
-        <w:t xml:space="preserve">知识清单（完成）</w:t>
+        <w:t xml:space="preserve">知识清单（67条·完成）</w:t>
       </w:r>
       <w:r>
         <w:rPr>
@@ -567,7 +567,7 @@
           <w:sz w:val="21"/>
           <w:szCs w:val="21"/>
         </w:rPr>
-        <w:t xml:space="preserve">148</w:t>
+        <w:t xml:space="preserve">196</w:t>
       </w:r>
     </w:p>
     <w:p>
@@ -601,7 +601,7 @@
           <w:sz w:val="21"/>
           <w:szCs w:val="21"/>
         </w:rPr>
-        <w:t xml:space="preserve">159</w:t>
+        <w:t xml:space="preserve">229</w:t>
       </w:r>
     </w:p>
     <w:p>
@@ -635,7 +635,7 @@
           <w:sz w:val="21"/>
           <w:szCs w:val="21"/>
         </w:rPr>
-        <w:t xml:space="preserve">159</w:t>
+        <w:t xml:space="preserve">229</w:t>
       </w:r>
     </w:p>
     <w:p>
@@ -669,7 +669,7 @@
           <w:sz w:val="21"/>
           <w:szCs w:val="21"/>
         </w:rPr>
-        <w:t xml:space="preserve">159</w:t>
+        <w:t xml:space="preserve">229</w:t>
       </w:r>
     </w:p>
     <w:p>
@@ -703,7 +703,7 @@
           <w:sz w:val="21"/>
           <w:szCs w:val="21"/>
         </w:rPr>
-        <w:t xml:space="preserve">162</w:t>
+        <w:t xml:space="preserve">232</w:t>
       </w:r>
     </w:p>
     <w:p>
@@ -737,7 +737,7 @@
           <w:sz w:val="21"/>
           <w:szCs w:val="21"/>
         </w:rPr>
-        <w:t xml:space="preserve">167</w:t>
+        <w:t xml:space="preserve">237</w:t>
       </w:r>
     </w:p>
     <w:p>
@@ -771,7 +771,7 @@
           <w:sz w:val="21"/>
           <w:szCs w:val="21"/>
         </w:rPr>
-        <w:t xml:space="preserve">173</w:t>
+        <w:t xml:space="preserve">244</w:t>
       </w:r>
     </w:p>
     <w:p>
@@ -805,7 +805,7 @@
           <w:sz w:val="21"/>
           <w:szCs w:val="21"/>
         </w:rPr>
-        <w:t xml:space="preserve">179</w:t>
+        <w:t xml:space="preserve">250</w:t>
       </w:r>
     </w:p>
     <w:p>
@@ -839,7 +839,7 @@
           <w:sz w:val="21"/>
           <w:szCs w:val="21"/>
         </w:rPr>
-        <w:t xml:space="preserve">187</w:t>
+        <w:t xml:space="preserve">257</w:t>
       </w:r>
     </w:p>
     <w:p>
@@ -873,7 +873,7 @@
           <w:sz w:val="21"/>
           <w:szCs w:val="21"/>
         </w:rPr>
-        <w:t xml:space="preserve">190</w:t>
+        <w:t xml:space="preserve">260</w:t>
       </w:r>
     </w:p>
     <w:p>
@@ -907,7 +907,7 @@
           <w:sz w:val="21"/>
           <w:szCs w:val="21"/>
         </w:rPr>
-        <w:t xml:space="preserve">207</w:t>
+        <w:t xml:space="preserve">279</w:t>
       </w:r>
     </w:p>
     <w:p>
@@ -941,7 +941,7 @@
           <w:sz w:val="21"/>
           <w:szCs w:val="21"/>
         </w:rPr>
-        <w:t xml:space="preserve">211</w:t>
+        <w:t xml:space="preserve">283</w:t>
       </w:r>
     </w:p>
     <w:p>
@@ -975,7 +975,7 @@
           <w:sz w:val="21"/>
           <w:szCs w:val="21"/>
         </w:rPr>
-        <w:t xml:space="preserve">222</w:t>
+        <w:t xml:space="preserve">295</w:t>
       </w:r>
     </w:p>
     <w:p>
@@ -1009,7 +1009,7 @@
           <w:sz w:val="21"/>
           <w:szCs w:val="21"/>
         </w:rPr>
-        <w:t xml:space="preserve">240</w:t>
+        <w:t xml:space="preserve">311</w:t>
       </w:r>
     </w:p>
     <w:p>
@@ -1043,7 +1043,7 @@
           <w:sz w:val="21"/>
           <w:szCs w:val="21"/>
         </w:rPr>
-        <w:t xml:space="preserve">264</w:t>
+        <w:t xml:space="preserve">332</w:t>
       </w:r>
     </w:p>
     <w:p>
@@ -1077,7 +1077,7 @@
           <w:sz w:val="21"/>
           <w:szCs w:val="21"/>
         </w:rPr>
-        <w:t xml:space="preserve">271</w:t>
+        <w:t xml:space="preserve">339</w:t>
       </w:r>
     </w:p>
     <w:p>
@@ -1111,7 +1111,7 @@
           <w:sz w:val="21"/>
           <w:szCs w:val="21"/>
         </w:rPr>
-        <w:t xml:space="preserve">280</w:t>
+        <w:t xml:space="preserve">348</w:t>
       </w:r>
     </w:p>
     <w:p>
@@ -1145,7 +1145,7 @@
           <w:sz w:val="21"/>
           <w:szCs w:val="21"/>
         </w:rPr>
-        <w:t xml:space="preserve">288</w:t>
+        <w:t xml:space="preserve">359</w:t>
       </w:r>
     </w:p>
     <w:p>
@@ -1179,7 +1179,7 @@
           <w:sz w:val="21"/>
           <w:szCs w:val="21"/>
         </w:rPr>
-        <w:t xml:space="preserve">301</w:t>
+        <w:t xml:space="preserve">370</w:t>
       </w:r>
     </w:p>
     <w:sectPr>

--- a/高中数学/高中数学同步/人教B版选必1·册目录页.docx
+++ b/高中数学/高中数学同步/人教B版选必1·册目录页.docx
@@ -840,7 +840,7 @@
           <w:sz w:val="18"/>
           <w:szCs w:val="18"/>
         </w:rPr>
-        <w:t xml:space="preserve">31</w:t>
+        <w:t xml:space="preserve">32</w:t>
       </w:r>
     </w:p>
     <w:p>

--- a/高中数学/高中数学同步/人教B版选必1·册目录页.docx
+++ b/高中数学/高中数学同步/人教B版选必1·册目录页.docx
@@ -34,6 +34,15 @@
           <w:sz w:val="18"/>
         </w:rPr>
         <w:t>件／节（括注＝题量）</w:t>
+      </w:r>
+      <w:r>
+        <w:rPr>
+          <w:rFonts w:ascii="Times New Roman" w:hAnsi="Times New Roman" w:eastAsia="宋体"/>
+          <w:b w:val="0"/>
+          <w:sz w:val="18"/>
+        </w:rPr>
+        <w:tab/>
+        <w:t>页码</w:t>
       </w:r>
     </w:p>
     <w:p>
@@ -400,7 +409,7 @@
           <w:b w:val="0"/>
           <w:sz w:val="18"/>
         </w:rPr>
-        <w:t>2.2 直线（38题）</w:t>
+        <w:t>2.2 直线及其方程（38题）</w:t>
       </w:r>
       <w:r>
         <w:rPr>
@@ -427,7 +436,7 @@
           <w:b w:val="0"/>
           <w:sz w:val="18"/>
         </w:rPr>
-        <w:t>2.3 圆（61题）</w:t>
+        <w:t>2.3 圆及其方程（61题）</w:t>
       </w:r>
       <w:r>
         <w:rPr>
@@ -481,7 +490,7 @@
           <w:b w:val="0"/>
           <w:sz w:val="18"/>
         </w:rPr>
-        <w:t>2.5 椭圆（63题）</w:t>
+        <w:t>2.5 椭圆及其方程（63题）</w:t>
       </w:r>
       <w:r>
         <w:rPr>
@@ -508,7 +517,7 @@
           <w:b w:val="0"/>
           <w:sz w:val="18"/>
         </w:rPr>
-        <w:t>2.6 双曲线（36题）</w:t>
+        <w:t>2.6 双曲线及其方程（36题）</w:t>
       </w:r>
       <w:r>
         <w:rPr>
@@ -535,7 +544,7 @@
           <w:b w:val="0"/>
           <w:sz w:val="18"/>
         </w:rPr>
-        <w:t>2.7 抛物线（32题）</w:t>
+        <w:t>2.7 抛物线及其方程（32题）</w:t>
       </w:r>
       <w:r>
         <w:rPr>

--- a/高中数学/高中数学同步/人教B版选必1·册目录页.docx
+++ b/高中数学/高中数学同步/人教B版选必1·册目录页.docx
@@ -59,7 +59,7 @@
         </w:tabs>
         <w:spacing w:before="0" w:after="0" w:line="410" w:lineRule="atLeast"/>
         <w:jc w:val="left"/>
-        <w:shd w:val="clear" w:color="auto" fill="C9C9C9"/>
+        <w:shd w:val="clear" w:color="auto" w:fill="C9C9C9"/>
         <w:ind w:left="420"/>
       </w:pPr>
       <w:r>
@@ -85,7 +85,7 @@
         </w:tabs>
         <w:spacing w:before="0" w:after="0" w:line="410" w:lineRule="atLeast"/>
         <w:jc w:val="left"/>
-        <w:shd w:val="clear" w:color="auto" fill="C9C9C9"/>
+        <w:shd w:val="clear" w:color="auto" w:fill="C9C9C9"/>
         <w:ind w:left="420"/>
       </w:pPr>
       <w:r>
@@ -111,7 +111,7 @@
         </w:tabs>
         <w:spacing w:before="0" w:after="0" w:line="410" w:lineRule="atLeast"/>
         <w:jc w:val="left"/>
-        <w:shd w:val="clear" w:color="auto" fill="C9C9C9"/>
+        <w:shd w:val="clear" w:color="auto" w:fill="C9C9C9"/>
         <w:ind w:left="420"/>
       </w:pPr>
       <w:r>
@@ -204,7 +204,7 @@
         </w:tabs>
         <w:spacing w:before="0" w:after="0" w:line="410" w:lineRule="atLeast"/>
         <w:jc w:val="left"/>
-        <w:shd w:val="clear" w:color="auto" fill="C9C9C9"/>
+        <w:shd w:val="clear" w:color="auto" w:fill="C9C9C9"/>
         <w:ind w:left="420"/>
       </w:pPr>
       <w:r>
@@ -230,7 +230,7 @@
         </w:tabs>
         <w:spacing w:before="0" w:after="0" w:line="410" w:lineRule="atLeast"/>
         <w:jc w:val="left"/>
-        <w:shd w:val="clear" w:color="auto" fill="C9C9C9"/>
+        <w:shd w:val="clear" w:color="auto" w:fill="C9C9C9"/>
         <w:ind w:left="420"/>
       </w:pPr>
       <w:r>
@@ -256,7 +256,7 @@
         </w:tabs>
         <w:spacing w:before="0" w:after="0" w:line="410" w:lineRule="atLeast"/>
         <w:jc w:val="left"/>
-        <w:shd w:val="clear" w:color="auto" fill="C9C9C9"/>
+        <w:shd w:val="clear" w:color="auto" w:fill="C9C9C9"/>
         <w:ind w:left="420"/>
       </w:pPr>
       <w:r>

--- a/高中数学/高中数学同步/人教B版选必1·册目录页.docx
+++ b/高中数学/高中数学同步/人教B版选必1·册目录页.docx
@@ -59,7 +59,7 @@
         </w:tabs>
         <w:spacing w:before="0" w:after="0" w:line="410" w:lineRule="atLeast"/>
         <w:jc w:val="left"/>
-        <w:shd w:val="clear" w:color="auto" w:fill="C9C9C9"/>
+        <w:shd w:val="clear" w:color="auto" fill="C9C9C9"/>
         <w:ind w:left="420"/>
       </w:pPr>
       <w:r>
@@ -67,7 +67,7 @@
           <w:rFonts w:ascii="Times New Roman" w:hAnsi="Times New Roman" w:eastAsia="宋体"/>
           <w:sz w:val="24"/>
         </w:rPr>
-        <w:t xml:space="preserve">衔接件（29题·全部必会）　·本14页</w:t>
+        <w:t xml:space="preserve">衔接件（29题·全部必会）　·本15页</w:t>
       </w:r>
       <w:r>
         <w:rPr>
@@ -85,7 +85,7 @@
         </w:tabs>
         <w:spacing w:before="0" w:after="0" w:line="410" w:lineRule="atLeast"/>
         <w:jc w:val="left"/>
-        <w:shd w:val="clear" w:color="auto" w:fill="C9C9C9"/>
+        <w:shd w:val="clear" w:color="auto" fill="C9C9C9"/>
         <w:ind w:left="420"/>
       </w:pPr>
       <w:r>
@@ -93,7 +93,7 @@
           <w:rFonts w:ascii="Times New Roman" w:hAnsi="Times New Roman" w:eastAsia="宋体"/>
           <w:sz w:val="24"/>
         </w:rPr>
-        <w:t xml:space="preserve">知识清单（47条：基33·进14）　·本13页</w:t>
+        <w:t xml:space="preserve">知识清单（47条：基33·进14）　·本15页</w:t>
       </w:r>
       <w:r>
         <w:rPr>
@@ -111,7 +111,7 @@
         </w:tabs>
         <w:spacing w:before="0" w:after="0" w:line="410" w:lineRule="atLeast"/>
         <w:jc w:val="left"/>
-        <w:shd w:val="clear" w:color="auto" w:fill="C9C9C9"/>
+        <w:shd w:val="clear" w:color="auto" fill="C9C9C9"/>
         <w:ind w:left="420"/>
       </w:pPr>
       <w:r>
@@ -119,7 +119,7 @@
           <w:rFonts w:ascii="Times New Roman" w:hAnsi="Times New Roman" w:eastAsia="宋体"/>
           <w:sz w:val="24"/>
         </w:rPr>
-        <w:t xml:space="preserve">讲练件（140题：简单21·中档104·难15）　·本121页</w:t>
+        <w:t xml:space="preserve">讲练件（140题：简单21·中档104·难15）　·本127页</w:t>
       </w:r>
       <w:r>
         <w:rPr>
@@ -177,7 +177,7 @@
           <w:sz w:val="24"/>
         </w:rPr>
         <w:tab/>
-        <w:t>P17</w:t>
+        <w:t>P18</w:t>
       </w:r>
     </w:p>
     <w:p>
@@ -204,7 +204,7 @@
         </w:tabs>
         <w:spacing w:before="0" w:after="0" w:line="410" w:lineRule="atLeast"/>
         <w:jc w:val="left"/>
-        <w:shd w:val="clear" w:color="auto" w:fill="C9C9C9"/>
+        <w:shd w:val="clear" w:color="auto" fill="C9C9C9"/>
         <w:ind w:left="420"/>
       </w:pPr>
       <w:r>
@@ -230,7 +230,7 @@
         </w:tabs>
         <w:spacing w:before="0" w:after="0" w:line="410" w:lineRule="atLeast"/>
         <w:jc w:val="left"/>
-        <w:shd w:val="clear" w:color="auto" w:fill="C9C9C9"/>
+        <w:shd w:val="clear" w:color="auto" fill="C9C9C9"/>
         <w:ind w:left="420"/>
       </w:pPr>
       <w:r>
@@ -238,7 +238,7 @@
           <w:rFonts w:ascii="Times New Roman" w:hAnsi="Times New Roman" w:eastAsia="宋体"/>
           <w:sz w:val="24"/>
         </w:rPr>
-        <w:t xml:space="preserve">知识清单（67条：基38·进29）　·本28页</w:t>
+        <w:t xml:space="preserve">知识清单（67条：基38·进29）　·本32页</w:t>
       </w:r>
       <w:r>
         <w:rPr>
@@ -256,7 +256,7 @@
         </w:tabs>
         <w:spacing w:before="0" w:after="0" w:line="410" w:lineRule="atLeast"/>
         <w:jc w:val="left"/>
-        <w:shd w:val="clear" w:color="auto" w:fill="C9C9C9"/>
+        <w:shd w:val="clear" w:color="auto" fill="C9C9C9"/>
         <w:ind w:left="420"/>
       </w:pPr>
       <w:r>
@@ -264,7 +264,7 @@
           <w:rFonts w:ascii="Times New Roman" w:hAnsi="Times New Roman" w:eastAsia="宋体"/>
           <w:sz w:val="24"/>
         </w:rPr>
-        <w:t xml:space="preserve">讲练件（339题：简单47·中档246·难46）　·本225页</w:t>
+        <w:t xml:space="preserve">讲练件（339题：简单47·中档246·难46）　·本236页</w:t>
       </w:r>
       <w:r>
         <w:rPr>
@@ -347,7 +347,7 @@
           <w:sz w:val="24"/>
         </w:rPr>
         <w:tab/>
-        <w:t>P25</w:t>
+        <w:t>P27</w:t>
       </w:r>
     </w:p>
     <w:p>
@@ -372,7 +372,7 @@
           <w:sz w:val="24"/>
         </w:rPr>
         <w:tab/>
-        <w:t>P60</w:t>
+        <w:t>P64</w:t>
       </w:r>
     </w:p>
     <w:p>
@@ -397,7 +397,7 @@
           <w:sz w:val="24"/>
         </w:rPr>
         <w:tab/>
-        <w:t>P73</w:t>
+        <w:t>P78</w:t>
       </w:r>
     </w:p>
     <w:p>
@@ -422,7 +422,7 @@
           <w:sz w:val="24"/>
         </w:rPr>
         <w:tab/>
-        <w:t>P112</w:t>
+        <w:t>P117</w:t>
       </w:r>
     </w:p>
     <w:p>
@@ -447,7 +447,7 @@
           <w:sz w:val="24"/>
         </w:rPr>
         <w:tab/>
-        <w:t>P134</w:t>
+        <w:t>P140</w:t>
       </w:r>
     </w:p>
     <w:p>
@@ -472,7 +472,7 @@
           <w:sz w:val="24"/>
         </w:rPr>
         <w:tab/>
-        <w:t>P156</w:t>
+        <w:t>P164</w:t>
       </w:r>
     </w:p>
     <w:sectPr>
